--- a/TYBCA/Java/Java programming.docx
+++ b/TYBCA/Java/Java programming.docx
@@ -182,7 +182,23 @@
     </w:p>
     <w:p>
       <w:r>
-        <w:t xml:space="preserve">    Public static void main(String[] args)</w:t>
+        <w:t xml:space="preserve">    Public static void </w:t>
+      </w:r>
+      <w:proofErr w:type="gramStart"/>
+      <w:r>
+        <w:t>main(String[</w:t>
+      </w:r>
+      <w:proofErr w:type="gramEnd"/>
+      <w:r>
+        <w:t xml:space="preserve">] </w:t>
+      </w:r>
+      <w:proofErr w:type="spellStart"/>
+      <w:r>
+        <w:t>args</w:t>
+      </w:r>
+      <w:proofErr w:type="spellEnd"/>
+      <w:r>
+        <w:t>)</w:t>
       </w:r>
     </w:p>
     <w:p>
@@ -192,7 +208,15 @@
     </w:p>
     <w:p>
       <w:r>
-        <w:t xml:space="preserve">           System.out.printIn(“Hello World!”);</w:t>
+        <w:t xml:space="preserve">           </w:t>
+      </w:r>
+      <w:proofErr w:type="spellStart"/>
+      <w:r>
+        <w:t>System.out.printIn</w:t>
+      </w:r>
+      <w:proofErr w:type="spellEnd"/>
+      <w:r>
+        <w:t>(“Hello World!”);</w:t>
       </w:r>
     </w:p>
     <w:p>
@@ -607,7 +631,7 @@
               </w:rPr>
               <w:t xml:space="preserve">Adds two values (also used for </w:t>
             </w:r>
-            <w:hyperlink r:id="rId5" w:tgtFrame="_blank" w:history="1">
+            <w:hyperlink r:id="rId6" w:tgtFrame="_blank" w:history="1">
               <w:r>
                 <w:rPr>
                   <w:rStyle w:val="Hyperlink"/>
@@ -1117,7 +1141,15 @@
     </w:p>
     <w:p>
       <w:r>
-        <w:t>import java.io.*;</w:t>
+        <w:t xml:space="preserve">import </w:t>
+      </w:r>
+      <w:proofErr w:type="gramStart"/>
+      <w:r>
+        <w:t>java.io.*</w:t>
+      </w:r>
+      <w:proofErr w:type="gramEnd"/>
+      <w:r>
+        <w:t>;</w:t>
       </w:r>
     </w:p>
     <w:p>
@@ -1132,7 +1164,23 @@
     </w:p>
     <w:p>
       <w:r>
-        <w:t>    public static void main(String[] args)</w:t>
+        <w:t xml:space="preserve">    public static void </w:t>
+      </w:r>
+      <w:proofErr w:type="gramStart"/>
+      <w:r>
+        <w:t>main(String[</w:t>
+      </w:r>
+      <w:proofErr w:type="gramEnd"/>
+      <w:r>
+        <w:t xml:space="preserve">] </w:t>
+      </w:r>
+      <w:proofErr w:type="spellStart"/>
+      <w:r>
+        <w:t>args</w:t>
+      </w:r>
+      <w:proofErr w:type="spellEnd"/>
+      <w:r>
+        <w:t>)</w:t>
       </w:r>
     </w:p>
     <w:p>
@@ -1142,7 +1190,15 @@
     </w:p>
     <w:p>
       <w:r>
-        <w:t>        // Arithemtic operators on integers</w:t>
+        <w:t xml:space="preserve">        // </w:t>
+      </w:r>
+      <w:proofErr w:type="spellStart"/>
+      <w:r>
+        <w:t>Arithemtic</w:t>
+      </w:r>
+      <w:proofErr w:type="spellEnd"/>
+      <w:r>
+        <w:t xml:space="preserve"> operators on integers</w:t>
       </w:r>
     </w:p>
     <w:p>
@@ -1174,43 +1230,107 @@
     </w:p>
     <w:p>
       <w:r>
-        <w:t>        int a1 = Integer.parseInt(n1);</w:t>
-      </w:r>
-    </w:p>
-    <w:p>
-      <w:r>
-        <w:t>        int b1 = Integer.parseInt(n2);</w:t>
+        <w:t xml:space="preserve">        int a1 = </w:t>
+      </w:r>
+      <w:proofErr w:type="spellStart"/>
+      <w:r>
+        <w:t>Integer.parseInt</w:t>
+      </w:r>
+      <w:proofErr w:type="spellEnd"/>
+      <w:r>
+        <w:t>(n1);</w:t>
+      </w:r>
+    </w:p>
+    <w:p>
+      <w:r>
+        <w:t xml:space="preserve">        int b1 = </w:t>
+      </w:r>
+      <w:proofErr w:type="spellStart"/>
+      <w:r>
+        <w:t>Integer.parseInt</w:t>
+      </w:r>
+      <w:proofErr w:type="spellEnd"/>
+      <w:r>
+        <w:t>(n2);</w:t>
       </w:r>
     </w:p>
     <w:p/>
     <w:p>
       <w:r>
-        <w:t>        System.out.println("Addition of a and b is: " + (a + b));</w:t>
-      </w:r>
-    </w:p>
-    <w:p>
-      <w:r>
-        <w:t>        System.out.println("Subtraction of a and b is: " + (a - b));</w:t>
-      </w:r>
-    </w:p>
-    <w:p>
-      <w:r>
-        <w:t>        System.out.println("Multiplication of a and b is: " + (a * b));</w:t>
-      </w:r>
-    </w:p>
-    <w:p>
-      <w:r>
-        <w:t>        System.out.println("Division of a and b is: " + (a / b));</w:t>
-      </w:r>
-    </w:p>
-    <w:p>
-      <w:r>
-        <w:t>        System.out.println("Modulus of a and b is: " + (a % b));</w:t>
-      </w:r>
-    </w:p>
-    <w:p>
-      <w:r>
-        <w:t xml:space="preserve">        System.out.println("Addition of a1 and b1 is: " + (a1 + b1));       </w:t>
+        <w:t xml:space="preserve">        </w:t>
+      </w:r>
+      <w:proofErr w:type="spellStart"/>
+      <w:r>
+        <w:t>System.out.println</w:t>
+      </w:r>
+      <w:proofErr w:type="spellEnd"/>
+      <w:r>
+        <w:t>("Addition of a and b is: " + (a + b));</w:t>
+      </w:r>
+    </w:p>
+    <w:p>
+      <w:r>
+        <w:t xml:space="preserve">        </w:t>
+      </w:r>
+      <w:proofErr w:type="spellStart"/>
+      <w:r>
+        <w:t>System.out.println</w:t>
+      </w:r>
+      <w:proofErr w:type="spellEnd"/>
+      <w:r>
+        <w:t>("Subtraction of a and b is: " + (a - b));</w:t>
+      </w:r>
+    </w:p>
+    <w:p>
+      <w:r>
+        <w:t xml:space="preserve">        </w:t>
+      </w:r>
+      <w:proofErr w:type="spellStart"/>
+      <w:r>
+        <w:t>System.out.println</w:t>
+      </w:r>
+      <w:proofErr w:type="spellEnd"/>
+      <w:r>
+        <w:t>("Multiplication of a and b is: " + (a * b));</w:t>
+      </w:r>
+    </w:p>
+    <w:p>
+      <w:r>
+        <w:t xml:space="preserve">        </w:t>
+      </w:r>
+      <w:proofErr w:type="spellStart"/>
+      <w:r>
+        <w:t>System.out.println</w:t>
+      </w:r>
+      <w:proofErr w:type="spellEnd"/>
+      <w:r>
+        <w:t>("Division of a and b is: " + (a / b));</w:t>
+      </w:r>
+    </w:p>
+    <w:p>
+      <w:r>
+        <w:t xml:space="preserve">        </w:t>
+      </w:r>
+      <w:proofErr w:type="spellStart"/>
+      <w:r>
+        <w:t>System.out.println</w:t>
+      </w:r>
+      <w:proofErr w:type="spellEnd"/>
+      <w:r>
+        <w:t>("Modulus of a and b is: " + (a % b));</w:t>
+      </w:r>
+    </w:p>
+    <w:p>
+      <w:r>
+        <w:t xml:space="preserve">        </w:t>
+      </w:r>
+      <w:proofErr w:type="spellStart"/>
+      <w:r>
+        <w:t>System.out.println</w:t>
+      </w:r>
+      <w:proofErr w:type="spellEnd"/>
+      <w:r>
+        <w:t xml:space="preserve">("Addition of a1 and b1 is: " + (a1 + b1));       </w:t>
       </w:r>
     </w:p>
     <w:p>
@@ -1235,8 +1355,17 @@
           <w:b/>
           <w:bCs/>
         </w:rPr>
-        <w:t>java Arithmetic.java ;</w:t>
-      </w:r>
+        <w:t xml:space="preserve">java </w:t>
+      </w:r>
+      <w:proofErr w:type="gramStart"/>
+      <w:r>
+        <w:rPr>
+          <w:b/>
+          <w:bCs/>
+        </w:rPr>
+        <w:t>Arithmetic.java ;</w:t>
+      </w:r>
+      <w:proofErr w:type="gramEnd"/>
       <w:r>
         <w:rPr>
           <w:b/>
@@ -1288,7 +1417,7 @@
                     <pic:cNvPicPr/>
                   </pic:nvPicPr>
                   <pic:blipFill>
-                    <a:blip r:embed="rId6"/>
+                    <a:blip r:embed="rId7"/>
                     <a:stretch>
                       <a:fillRect/>
                     </a:stretch>
@@ -2022,12 +2151,37 @@
                 <w:bCs/>
               </w:rPr>
             </w:pPr>
-            <w:r>
-              <w:rPr>
-                <w:b/>
-                <w:bCs/>
-              </w:rPr>
-              <w:t>!true; (Evaluates to false)</w:t>
+            <w:proofErr w:type="gramStart"/>
+            <w:r>
+              <w:rPr>
+                <w:b/>
+                <w:bCs/>
+              </w:rPr>
+              <w:t>!true</w:t>
+            </w:r>
+            <w:proofErr w:type="gramEnd"/>
+            <w:r>
+              <w:rPr>
+                <w:b/>
+                <w:bCs/>
+              </w:rPr>
+              <w:t xml:space="preserve">; (Evaluates </w:t>
+            </w:r>
+            <w:proofErr w:type="gramStart"/>
+            <w:r>
+              <w:rPr>
+                <w:b/>
+                <w:bCs/>
+              </w:rPr>
+              <w:t>to</w:t>
+            </w:r>
+            <w:proofErr w:type="gramEnd"/>
+            <w:r>
+              <w:rPr>
+                <w:b/>
+                <w:bCs/>
+              </w:rPr>
+              <w:t xml:space="preserve"> false)</w:t>
             </w:r>
           </w:p>
         </w:tc>
@@ -2382,7 +2536,15 @@
         <w:t xml:space="preserve"> </w:t>
       </w:r>
       <w:r>
-        <w:t>import java.io.*;</w:t>
+        <w:t xml:space="preserve">import </w:t>
+      </w:r>
+      <w:proofErr w:type="gramStart"/>
+      <w:r>
+        <w:t>java.io.*</w:t>
+      </w:r>
+      <w:proofErr w:type="gramEnd"/>
+      <w:r>
+        <w:t>;</w:t>
       </w:r>
     </w:p>
     <w:p>
@@ -2397,7 +2559,23 @@
     </w:p>
     <w:p>
       <w:r>
-        <w:t>    public static void main(String[] args)</w:t>
+        <w:t xml:space="preserve">    public static void </w:t>
+      </w:r>
+      <w:proofErr w:type="gramStart"/>
+      <w:r>
+        <w:t>main(String[</w:t>
+      </w:r>
+      <w:proofErr w:type="gramEnd"/>
+      <w:r>
+        <w:t xml:space="preserve">] </w:t>
+      </w:r>
+      <w:proofErr w:type="spellStart"/>
+      <w:r>
+        <w:t>args</w:t>
+      </w:r>
+      <w:proofErr w:type="spellEnd"/>
+      <w:r>
+        <w:t>)</w:t>
       </w:r>
     </w:p>
     <w:p>
@@ -2412,32 +2590,112 @@
     </w:p>
     <w:p>
       <w:r>
-        <w:t>        System.out.println("Value of a is: " + a);</w:t>
-      </w:r>
-    </w:p>
-    <w:p>
-      <w:r>
-        <w:t>        System.out.println("Value of b is: " + b);</w:t>
-      </w:r>
-    </w:p>
-    <w:p>
-      <w:r>
-        <w:t>        System.out.println("Value of Post increment i.e a++ is: " + (a++));</w:t>
-      </w:r>
-    </w:p>
-    <w:p>
-      <w:r>
-        <w:t>        System.out.println("Value of Pre increment i.e ++b is: " + (++b));</w:t>
-      </w:r>
-    </w:p>
-    <w:p>
-      <w:r>
-        <w:t>        System.out.println("Value of Post decrement i.e a-- is: " + (a--));</w:t>
-      </w:r>
-    </w:p>
-    <w:p>
-      <w:r>
-        <w:t>        System.out.println("Value of Pre decrement i.e --b is: " + (--b));</w:t>
+        <w:t xml:space="preserve">        </w:t>
+      </w:r>
+      <w:proofErr w:type="spellStart"/>
+      <w:r>
+        <w:t>System.out.println</w:t>
+      </w:r>
+      <w:proofErr w:type="spellEnd"/>
+      <w:r>
+        <w:t>("Value of a is: " + a);</w:t>
+      </w:r>
+    </w:p>
+    <w:p>
+      <w:r>
+        <w:t xml:space="preserve">        </w:t>
+      </w:r>
+      <w:proofErr w:type="spellStart"/>
+      <w:r>
+        <w:t>System.out.println</w:t>
+      </w:r>
+      <w:proofErr w:type="spellEnd"/>
+      <w:r>
+        <w:t>("Value of b is: " + b);</w:t>
+      </w:r>
+    </w:p>
+    <w:p>
+      <w:r>
+        <w:t xml:space="preserve">        </w:t>
+      </w:r>
+      <w:proofErr w:type="spellStart"/>
+      <w:r>
+        <w:t>System.out.println</w:t>
+      </w:r>
+      <w:proofErr w:type="spellEnd"/>
+      <w:r>
+        <w:t xml:space="preserve">("Value of Post increment </w:t>
+      </w:r>
+      <w:proofErr w:type="spellStart"/>
+      <w:r>
+        <w:t>i.e</w:t>
+      </w:r>
+      <w:proofErr w:type="spellEnd"/>
+      <w:r>
+        <w:t xml:space="preserve"> a++ is: " + (a++));</w:t>
+      </w:r>
+    </w:p>
+    <w:p>
+      <w:r>
+        <w:t xml:space="preserve">        </w:t>
+      </w:r>
+      <w:proofErr w:type="spellStart"/>
+      <w:r>
+        <w:t>System.out.println</w:t>
+      </w:r>
+      <w:proofErr w:type="spellEnd"/>
+      <w:r>
+        <w:t xml:space="preserve">("Value of Pre increment </w:t>
+      </w:r>
+      <w:proofErr w:type="spellStart"/>
+      <w:r>
+        <w:t>i.e</w:t>
+      </w:r>
+      <w:proofErr w:type="spellEnd"/>
+      <w:r>
+        <w:t xml:space="preserve"> ++b is: " + (++b));</w:t>
+      </w:r>
+    </w:p>
+    <w:p>
+      <w:r>
+        <w:t xml:space="preserve">        </w:t>
+      </w:r>
+      <w:proofErr w:type="spellStart"/>
+      <w:r>
+        <w:t>System.out.println</w:t>
+      </w:r>
+      <w:proofErr w:type="spellEnd"/>
+      <w:r>
+        <w:t xml:space="preserve">("Value of Post decrement </w:t>
+      </w:r>
+      <w:proofErr w:type="spellStart"/>
+      <w:r>
+        <w:t>i.e</w:t>
+      </w:r>
+      <w:proofErr w:type="spellEnd"/>
+      <w:r>
+        <w:t xml:space="preserve"> a-- is: " + (a--));</w:t>
+      </w:r>
+    </w:p>
+    <w:p>
+      <w:r>
+        <w:t xml:space="preserve">        </w:t>
+      </w:r>
+      <w:proofErr w:type="spellStart"/>
+      <w:r>
+        <w:t>System.out.println</w:t>
+      </w:r>
+      <w:proofErr w:type="spellEnd"/>
+      <w:r>
+        <w:t xml:space="preserve">("Value of Pre decrement </w:t>
+      </w:r>
+      <w:proofErr w:type="spellStart"/>
+      <w:r>
+        <w:t>i.e</w:t>
+      </w:r>
+      <w:proofErr w:type="spellEnd"/>
+      <w:r>
+        <w:t xml:space="preserve"> --b is: " + (--b));</w:t>
       </w:r>
     </w:p>
     <w:p>
@@ -2470,7 +2728,7 @@
                     <pic:cNvPicPr/>
                   </pic:nvPicPr>
                   <pic:blipFill>
-                    <a:blip r:embed="rId7"/>
+                    <a:blip r:embed="rId8"/>
                     <a:stretch>
                       <a:fillRect/>
                     </a:stretch>
@@ -4259,12 +4517,21 @@
                 <w:bCs/>
               </w:rPr>
             </w:pPr>
-            <w:r>
-              <w:rPr>
-                <w:b/>
-                <w:bCs/>
-              </w:rPr>
-              <w:t>x != y</w:t>
+            <w:proofErr w:type="gramStart"/>
+            <w:r>
+              <w:rPr>
+                <w:b/>
+                <w:bCs/>
+              </w:rPr>
+              <w:t>x !</w:t>
+            </w:r>
+            <w:proofErr w:type="gramEnd"/>
+            <w:r>
+              <w:rPr>
+                <w:b/>
+                <w:bCs/>
+              </w:rPr>
+              <w:t>= y</w:t>
             </w:r>
           </w:p>
         </w:tc>
@@ -4840,13 +5107,26 @@
     </w:p>
     <w:p>
       <w:r>
-        <w:t>import java.io.*;</w:t>
-      </w:r>
-    </w:p>
-    <w:p>
-      <w:r>
-        <w:t>class relationaloperator</w:t>
-      </w:r>
+        <w:t xml:space="preserve">import </w:t>
+      </w:r>
+      <w:proofErr w:type="gramStart"/>
+      <w:r>
+        <w:t>java.io.*</w:t>
+      </w:r>
+      <w:proofErr w:type="gramEnd"/>
+      <w:r>
+        <w:t>;</w:t>
+      </w:r>
+    </w:p>
+    <w:p>
+      <w:r>
+        <w:t xml:space="preserve">class </w:t>
+      </w:r>
+      <w:proofErr w:type="spellStart"/>
+      <w:r>
+        <w:t>relationaloperator</w:t>
+      </w:r>
+      <w:proofErr w:type="spellEnd"/>
     </w:p>
     <w:p>
       <w:r>
@@ -4855,7 +5135,23 @@
     </w:p>
     <w:p>
       <w:r>
-        <w:t>    public static void main(String[] args)</w:t>
+        <w:t xml:space="preserve">    public static void </w:t>
+      </w:r>
+      <w:proofErr w:type="gramStart"/>
+      <w:r>
+        <w:t>main(String[</w:t>
+      </w:r>
+      <w:proofErr w:type="gramEnd"/>
+      <w:r>
+        <w:t xml:space="preserve">] </w:t>
+      </w:r>
+      <w:proofErr w:type="spellStart"/>
+      <w:r>
+        <w:t>args</w:t>
+      </w:r>
+      <w:proofErr w:type="spellEnd"/>
+      <w:r>
+        <w:t>)</w:t>
       </w:r>
     </w:p>
     <w:p>
@@ -4870,33 +5166,89 @@
     </w:p>
     <w:p>
       <w:r>
-        <w:t>        System.out.println("a is greater than b: " + (a &gt; b));</w:t>
-      </w:r>
-    </w:p>
-    <w:p>
-      <w:r>
-        <w:t>        System.out.println("a is less than b: " + (a &lt; b));</w:t>
+        <w:t xml:space="preserve">        </w:t>
+      </w:r>
+      <w:proofErr w:type="spellStart"/>
+      <w:r>
+        <w:t>System.out.println</w:t>
+      </w:r>
+      <w:proofErr w:type="spellEnd"/>
+      <w:r>
+        <w:t>("a is greater than b: " + (a &gt; b));</w:t>
+      </w:r>
+    </w:p>
+    <w:p>
+      <w:r>
+        <w:t xml:space="preserve">        </w:t>
+      </w:r>
+      <w:proofErr w:type="spellStart"/>
+      <w:r>
+        <w:t>System.out.println</w:t>
+      </w:r>
+      <w:proofErr w:type="spellEnd"/>
+      <w:r>
+        <w:t>("a is less than b: " + (a &lt; b));</w:t>
       </w:r>
     </w:p>
     <w:p>
       <w:r>
         <w:lastRenderedPageBreak/>
-        <w:t>        System.out.println("a is equal to b: " + (a == b));</w:t>
-      </w:r>
-    </w:p>
-    <w:p>
-      <w:r>
-        <w:t>        System.out.println("a is not equal to b: " + (a != b));</w:t>
-      </w:r>
-    </w:p>
-    <w:p>
-      <w:r>
-        <w:t>        System.out.println("a is greater than or equal to b: " + (a &gt;= b));</w:t>
-      </w:r>
-    </w:p>
-    <w:p>
-      <w:r>
-        <w:t>        System.out.println("a is less than or equal to b: " + (a &lt;= b));</w:t>
+        <w:t xml:space="preserve">        </w:t>
+      </w:r>
+      <w:proofErr w:type="spellStart"/>
+      <w:r>
+        <w:t>System.out.println</w:t>
+      </w:r>
+      <w:proofErr w:type="spellEnd"/>
+      <w:r>
+        <w:t>("a is equal to b: " + (a == b));</w:t>
+      </w:r>
+    </w:p>
+    <w:p>
+      <w:r>
+        <w:t xml:space="preserve">        </w:t>
+      </w:r>
+      <w:proofErr w:type="spellStart"/>
+      <w:r>
+        <w:t>System.out.println</w:t>
+      </w:r>
+      <w:proofErr w:type="spellEnd"/>
+      <w:r>
+        <w:t>("a is not equal to b: " + (</w:t>
+      </w:r>
+      <w:proofErr w:type="gramStart"/>
+      <w:r>
+        <w:t>a !</w:t>
+      </w:r>
+      <w:proofErr w:type="gramEnd"/>
+      <w:r>
+        <w:t>= b));</w:t>
+      </w:r>
+    </w:p>
+    <w:p>
+      <w:r>
+        <w:t xml:space="preserve">        </w:t>
+      </w:r>
+      <w:proofErr w:type="spellStart"/>
+      <w:r>
+        <w:t>System.out.println</w:t>
+      </w:r>
+      <w:proofErr w:type="spellEnd"/>
+      <w:r>
+        <w:t>("a is greater than or equal to b: " + (a &gt;= b));</w:t>
+      </w:r>
+    </w:p>
+    <w:p>
+      <w:r>
+        <w:t xml:space="preserve">        </w:t>
+      </w:r>
+      <w:proofErr w:type="spellStart"/>
+      <w:r>
+        <w:t>System.out.println</w:t>
+      </w:r>
+      <w:proofErr w:type="spellEnd"/>
+      <w:r>
+        <w:t>("a is less than or equal to b: " + (a &lt;= b));</w:t>
       </w:r>
     </w:p>
     <w:p>
@@ -4923,6 +5275,14 @@
         </w:rPr>
         <w:t xml:space="preserve">Output: - </w:t>
       </w:r>
+    </w:p>
+    <w:p>
+      <w:pPr>
+        <w:rPr>
+          <w:b/>
+          <w:bCs/>
+        </w:rPr>
+      </w:pPr>
       <w:r>
         <w:rPr>
           <w:b/>
@@ -4944,7 +5304,7 @@
                     <pic:cNvPicPr/>
                   </pic:nvPicPr>
                   <pic:blipFill>
-                    <a:blip r:embed="rId8"/>
+                    <a:blip r:embed="rId9"/>
                     <a:stretch>
                       <a:fillRect/>
                     </a:stretch>
@@ -4964,6 +5324,661 @@
           </wp:inline>
         </w:drawing>
       </w:r>
+    </w:p>
+    <w:p>
+      <w:pPr>
+        <w:rPr>
+          <w:b/>
+          <w:bCs/>
+        </w:rPr>
+      </w:pPr>
+    </w:p>
+    <w:p>
+      <w:pPr>
+        <w:rPr>
+          <w:b/>
+          <w:bCs/>
+        </w:rPr>
+      </w:pPr>
+      <w:r>
+        <w:rPr>
+          <w:b/>
+          <w:bCs/>
+        </w:rPr>
+        <w:t>5. Logical Operators</w:t>
+      </w:r>
+    </w:p>
+    <w:p>
+      <w:pPr>
+        <w:rPr>
+          <w:b/>
+          <w:bCs/>
+        </w:rPr>
+      </w:pPr>
+      <w:r>
+        <w:rPr>
+          <w:b/>
+          <w:bCs/>
+        </w:rPr>
+        <w:t xml:space="preserve">Logical operators in Java are symbols used to combine or invert </w:t>
+      </w:r>
+      <w:r>
+        <w:rPr>
+          <w:b/>
+          <w:bCs/>
+        </w:rPr>
+        <w:t>Boolean</w:t>
+      </w:r>
+      <w:r>
+        <w:rPr>
+          <w:b/>
+          <w:bCs/>
+        </w:rPr>
+        <w:t xml:space="preserve"> expressions and conditions</w:t>
+      </w:r>
+    </w:p>
+    <w:p>
+      <w:pPr>
+        <w:rPr>
+          <w:b/>
+          <w:bCs/>
+        </w:rPr>
+      </w:pPr>
+    </w:p>
+    <w:p>
+      <w:pPr>
+        <w:rPr>
+          <w:b/>
+          <w:bCs/>
+        </w:rPr>
+      </w:pPr>
+      <w:r>
+        <w:rPr>
+          <w:b/>
+          <w:bCs/>
+        </w:rPr>
+        <w:t>Core Logical Operators Overview</w:t>
+      </w:r>
+    </w:p>
+    <w:tbl>
+      <w:tblPr>
+        <w:tblW w:w="0" w:type="auto"/>
+        <w:tblCellSpacing w:w="15" w:type="dxa"/>
+        <w:tblCellMar>
+          <w:top w:w="15" w:type="dxa"/>
+          <w:left w:w="15" w:type="dxa"/>
+          <w:bottom w:w="15" w:type="dxa"/>
+          <w:right w:w="15" w:type="dxa"/>
+        </w:tblCellMar>
+        <w:tblLook w:val="04A0" w:firstRow="1" w:lastRow="0" w:firstColumn="1" w:lastColumn="0" w:noHBand="0" w:noVBand="1"/>
+      </w:tblPr>
+      <w:tblGrid>
+        <w:gridCol w:w="980"/>
+        <w:gridCol w:w="1132"/>
+        <w:gridCol w:w="1491"/>
+        <w:gridCol w:w="3748"/>
+        <w:gridCol w:w="2009"/>
+      </w:tblGrid>
+      <w:tr>
+        <w:trPr>
+          <w:tblCellSpacing w:w="15" w:type="dxa"/>
+        </w:trPr>
+        <w:tc>
+          <w:tcPr>
+            <w:tcW w:w="0" w:type="auto"/>
+            <w:tcBorders>
+              <w:bottom w:val="single" w:sz="4" w:space="0" w:color="444746"/>
+            </w:tcBorders>
+            <w:vAlign w:val="center"/>
+            <w:hideMark/>
+          </w:tcPr>
+          <w:p>
+            <w:pPr>
+              <w:rPr>
+                <w:b/>
+                <w:bCs/>
+              </w:rPr>
+            </w:pPr>
+            <w:r>
+              <w:rPr>
+                <w:b/>
+                <w:bCs/>
+              </w:rPr>
+              <w:t>Operator</w:t>
+            </w:r>
+          </w:p>
+        </w:tc>
+        <w:tc>
+          <w:tcPr>
+            <w:tcW w:w="0" w:type="auto"/>
+            <w:tcBorders>
+              <w:bottom w:val="single" w:sz="4" w:space="0" w:color="444746"/>
+            </w:tcBorders>
+            <w:vAlign w:val="center"/>
+            <w:hideMark/>
+          </w:tcPr>
+          <w:p>
+            <w:pPr>
+              <w:rPr>
+                <w:b/>
+                <w:bCs/>
+              </w:rPr>
+            </w:pPr>
+            <w:r>
+              <w:rPr>
+                <w:b/>
+                <w:bCs/>
+              </w:rPr>
+              <w:t>Name</w:t>
+            </w:r>
+          </w:p>
+        </w:tc>
+        <w:tc>
+          <w:tcPr>
+            <w:tcW w:w="0" w:type="auto"/>
+            <w:tcBorders>
+              <w:bottom w:val="single" w:sz="4" w:space="0" w:color="444746"/>
+            </w:tcBorders>
+            <w:vAlign w:val="center"/>
+            <w:hideMark/>
+          </w:tcPr>
+          <w:p>
+            <w:pPr>
+              <w:rPr>
+                <w:b/>
+                <w:bCs/>
+              </w:rPr>
+            </w:pPr>
+            <w:r>
+              <w:rPr>
+                <w:b/>
+                <w:bCs/>
+              </w:rPr>
+              <w:t>Syntax</w:t>
+            </w:r>
+          </w:p>
+        </w:tc>
+        <w:tc>
+          <w:tcPr>
+            <w:tcW w:w="0" w:type="auto"/>
+            <w:tcBorders>
+              <w:bottom w:val="single" w:sz="4" w:space="0" w:color="444746"/>
+            </w:tcBorders>
+            <w:vAlign w:val="center"/>
+            <w:hideMark/>
+          </w:tcPr>
+          <w:p>
+            <w:pPr>
+              <w:rPr>
+                <w:b/>
+                <w:bCs/>
+              </w:rPr>
+            </w:pPr>
+            <w:r>
+              <w:rPr>
+                <w:b/>
+                <w:bCs/>
+              </w:rPr>
+              <w:t>Description</w:t>
+            </w:r>
+          </w:p>
+        </w:tc>
+        <w:tc>
+          <w:tcPr>
+            <w:tcW w:w="0" w:type="auto"/>
+            <w:tcBorders>
+              <w:bottom w:val="single" w:sz="4" w:space="0" w:color="444746"/>
+            </w:tcBorders>
+            <w:vAlign w:val="center"/>
+            <w:hideMark/>
+          </w:tcPr>
+          <w:p>
+            <w:pPr>
+              <w:rPr>
+                <w:b/>
+                <w:bCs/>
+              </w:rPr>
+            </w:pPr>
+            <w:r>
+              <w:rPr>
+                <w:b/>
+                <w:bCs/>
+              </w:rPr>
+              <w:t>Example</w:t>
+            </w:r>
+          </w:p>
+        </w:tc>
+      </w:tr>
+      <w:tr>
+        <w:trPr>
+          <w:tblCellSpacing w:w="15" w:type="dxa"/>
+        </w:trPr>
+        <w:tc>
+          <w:tcPr>
+            <w:tcW w:w="0" w:type="auto"/>
+            <w:tcBorders>
+              <w:bottom w:val="single" w:sz="4" w:space="0" w:color="444746"/>
+            </w:tcBorders>
+            <w:vAlign w:val="center"/>
+            <w:hideMark/>
+          </w:tcPr>
+          <w:p>
+            <w:pPr>
+              <w:rPr>
+                <w:b/>
+                <w:bCs/>
+              </w:rPr>
+            </w:pPr>
+            <w:r>
+              <w:rPr>
+                <w:b/>
+                <w:bCs/>
+              </w:rPr>
+              <w:t>&amp;&amp;</w:t>
+            </w:r>
+          </w:p>
+        </w:tc>
+        <w:tc>
+          <w:tcPr>
+            <w:tcW w:w="0" w:type="auto"/>
+            <w:tcBorders>
+              <w:bottom w:val="single" w:sz="4" w:space="0" w:color="444746"/>
+            </w:tcBorders>
+            <w:vAlign w:val="center"/>
+            <w:hideMark/>
+          </w:tcPr>
+          <w:p>
+            <w:pPr>
+              <w:rPr>
+                <w:b/>
+                <w:bCs/>
+              </w:rPr>
+            </w:pPr>
+            <w:hyperlink r:id="rId10" w:tgtFrame="_blank" w:history="1">
+              <w:r>
+                <w:rPr>
+                  <w:rStyle w:val="Hyperlink"/>
+                  <w:b/>
+                  <w:bCs/>
+                </w:rPr>
+                <w:t>Logical AND</w:t>
+              </w:r>
+            </w:hyperlink>
+          </w:p>
+        </w:tc>
+        <w:tc>
+          <w:tcPr>
+            <w:tcW w:w="0" w:type="auto"/>
+            <w:tcBorders>
+              <w:bottom w:val="single" w:sz="4" w:space="0" w:color="444746"/>
+            </w:tcBorders>
+            <w:vAlign w:val="center"/>
+            <w:hideMark/>
+          </w:tcPr>
+          <w:p>
+            <w:pPr>
+              <w:rPr>
+                <w:b/>
+                <w:bCs/>
+              </w:rPr>
+            </w:pPr>
+            <w:r>
+              <w:rPr>
+                <w:b/>
+                <w:bCs/>
+              </w:rPr>
+              <w:t>cond1 &amp;&amp; cond2</w:t>
+            </w:r>
+          </w:p>
+        </w:tc>
+        <w:tc>
+          <w:tcPr>
+            <w:tcW w:w="0" w:type="auto"/>
+            <w:tcBorders>
+              <w:bottom w:val="single" w:sz="4" w:space="0" w:color="444746"/>
+            </w:tcBorders>
+            <w:vAlign w:val="center"/>
+            <w:hideMark/>
+          </w:tcPr>
+          <w:p>
+            <w:pPr>
+              <w:rPr>
+                <w:b/>
+                <w:bCs/>
+              </w:rPr>
+            </w:pPr>
+            <w:r>
+              <w:rPr>
+                <w:b/>
+                <w:bCs/>
+              </w:rPr>
+              <w:t>Returns true only if both conditions are true.</w:t>
+            </w:r>
+          </w:p>
+        </w:tc>
+        <w:tc>
+          <w:tcPr>
+            <w:tcW w:w="0" w:type="auto"/>
+            <w:tcBorders>
+              <w:bottom w:val="single" w:sz="4" w:space="0" w:color="444746"/>
+            </w:tcBorders>
+            <w:vAlign w:val="center"/>
+            <w:hideMark/>
+          </w:tcPr>
+          <w:p>
+            <w:pPr>
+              <w:rPr>
+                <w:b/>
+                <w:bCs/>
+              </w:rPr>
+            </w:pPr>
+            <w:r>
+              <w:rPr>
+                <w:b/>
+                <w:bCs/>
+              </w:rPr>
+              <w:t>(5 &gt; 3 &amp;&amp; 8 &gt; 4) -&gt; true</w:t>
+            </w:r>
+          </w:p>
+        </w:tc>
+      </w:tr>
+      <w:tr>
+        <w:trPr>
+          <w:tblCellSpacing w:w="15" w:type="dxa"/>
+        </w:trPr>
+        <w:tc>
+          <w:tcPr>
+            <w:tcW w:w="0" w:type="auto"/>
+            <w:tcBorders>
+              <w:bottom w:val="single" w:sz="4" w:space="0" w:color="444746"/>
+            </w:tcBorders>
+            <w:vAlign w:val="center"/>
+            <w:hideMark/>
+          </w:tcPr>
+          <w:p>
+            <w:pPr>
+              <w:rPr>
+                <w:b/>
+                <w:bCs/>
+              </w:rPr>
+            </w:pPr>
+            <w:r>
+              <w:rPr>
+                <w:b/>
+                <w:bCs/>
+              </w:rPr>
+              <w:t>**`</w:t>
+            </w:r>
+          </w:p>
+        </w:tc>
+        <w:tc>
+          <w:tcPr>
+            <w:tcW w:w="0" w:type="auto"/>
+            <w:tcBorders>
+              <w:bottom w:val="single" w:sz="4" w:space="0" w:color="444746"/>
+            </w:tcBorders>
+            <w:vAlign w:val="center"/>
+            <w:hideMark/>
+          </w:tcPr>
+          <w:p>
+            <w:pPr>
+              <w:rPr>
+                <w:b/>
+                <w:bCs/>
+              </w:rPr>
+            </w:pPr>
+          </w:p>
+        </w:tc>
+        <w:tc>
+          <w:tcPr>
+            <w:tcW w:w="0" w:type="auto"/>
+            <w:tcBorders>
+              <w:bottom w:val="single" w:sz="4" w:space="0" w:color="444746"/>
+            </w:tcBorders>
+            <w:vAlign w:val="center"/>
+            <w:hideMark/>
+          </w:tcPr>
+          <w:p>
+            <w:pPr>
+              <w:rPr>
+                <w:b/>
+                <w:bCs/>
+              </w:rPr>
+            </w:pPr>
+            <w:r>
+              <w:rPr>
+                <w:b/>
+                <w:bCs/>
+              </w:rPr>
+              <w:t>`**</w:t>
+            </w:r>
+          </w:p>
+        </w:tc>
+        <w:tc>
+          <w:tcPr>
+            <w:tcW w:w="0" w:type="auto"/>
+            <w:tcBorders>
+              <w:bottom w:val="single" w:sz="4" w:space="0" w:color="444746"/>
+            </w:tcBorders>
+            <w:vAlign w:val="center"/>
+            <w:hideMark/>
+          </w:tcPr>
+          <w:p>
+            <w:pPr>
+              <w:rPr>
+                <w:b/>
+                <w:bCs/>
+              </w:rPr>
+            </w:pPr>
+            <w:r>
+              <w:rPr>
+                <w:b/>
+                <w:bCs/>
+              </w:rPr>
+              <w:t>Logical OR</w:t>
+            </w:r>
+          </w:p>
+        </w:tc>
+        <w:tc>
+          <w:tcPr>
+            <w:tcW w:w="0" w:type="auto"/>
+            <w:tcBorders>
+              <w:bottom w:val="single" w:sz="4" w:space="0" w:color="444746"/>
+            </w:tcBorders>
+            <w:vAlign w:val="center"/>
+            <w:hideMark/>
+          </w:tcPr>
+          <w:p>
+            <w:pPr>
+              <w:rPr>
+                <w:b/>
+                <w:bCs/>
+              </w:rPr>
+            </w:pPr>
+            <w:r>
+              <w:rPr>
+                <w:b/>
+                <w:bCs/>
+              </w:rPr>
+              <w:t>`cond1</w:t>
+            </w:r>
+          </w:p>
+        </w:tc>
+      </w:tr>
+      <w:tr>
+        <w:trPr>
+          <w:tblCellSpacing w:w="15" w:type="dxa"/>
+        </w:trPr>
+        <w:tc>
+          <w:tcPr>
+            <w:tcW w:w="0" w:type="auto"/>
+            <w:tcBorders>
+              <w:bottom w:val="nil"/>
+            </w:tcBorders>
+            <w:vAlign w:val="center"/>
+            <w:hideMark/>
+          </w:tcPr>
+          <w:p>
+            <w:pPr>
+              <w:rPr>
+                <w:b/>
+                <w:bCs/>
+              </w:rPr>
+            </w:pPr>
+            <w:r>
+              <w:rPr>
+                <w:b/>
+                <w:bCs/>
+              </w:rPr>
+              <w:t>!</w:t>
+            </w:r>
+          </w:p>
+        </w:tc>
+        <w:tc>
+          <w:tcPr>
+            <w:tcW w:w="0" w:type="auto"/>
+            <w:tcBorders>
+              <w:bottom w:val="nil"/>
+            </w:tcBorders>
+            <w:vAlign w:val="center"/>
+            <w:hideMark/>
+          </w:tcPr>
+          <w:p>
+            <w:pPr>
+              <w:rPr>
+                <w:b/>
+                <w:bCs/>
+              </w:rPr>
+            </w:pPr>
+            <w:r>
+              <w:rPr>
+                <w:b/>
+                <w:bCs/>
+              </w:rPr>
+              <w:t>Logical NOT</w:t>
+            </w:r>
+          </w:p>
+        </w:tc>
+        <w:tc>
+          <w:tcPr>
+            <w:tcW w:w="0" w:type="auto"/>
+            <w:tcBorders>
+              <w:bottom w:val="nil"/>
+            </w:tcBorders>
+            <w:vAlign w:val="center"/>
+            <w:hideMark/>
+          </w:tcPr>
+          <w:p>
+            <w:pPr>
+              <w:rPr>
+                <w:b/>
+                <w:bCs/>
+              </w:rPr>
+            </w:pPr>
+            <w:proofErr w:type="gramStart"/>
+            <w:r>
+              <w:rPr>
+                <w:b/>
+                <w:bCs/>
+              </w:rPr>
+              <w:t>!</w:t>
+            </w:r>
+            <w:proofErr w:type="spellStart"/>
+            <w:r>
+              <w:rPr>
+                <w:b/>
+                <w:bCs/>
+              </w:rPr>
+              <w:t>cond</w:t>
+            </w:r>
+            <w:proofErr w:type="spellEnd"/>
+            <w:proofErr w:type="gramEnd"/>
+          </w:p>
+        </w:tc>
+        <w:tc>
+          <w:tcPr>
+            <w:tcW w:w="0" w:type="auto"/>
+            <w:tcBorders>
+              <w:bottom w:val="nil"/>
+            </w:tcBorders>
+            <w:vAlign w:val="center"/>
+            <w:hideMark/>
+          </w:tcPr>
+          <w:p>
+            <w:pPr>
+              <w:rPr>
+                <w:b/>
+                <w:bCs/>
+              </w:rPr>
+            </w:pPr>
+            <w:r>
+              <w:rPr>
+                <w:b/>
+                <w:bCs/>
+              </w:rPr>
+              <w:t xml:space="preserve">Inverts the </w:t>
+            </w:r>
+            <w:proofErr w:type="spellStart"/>
+            <w:r>
+              <w:rPr>
+                <w:b/>
+                <w:bCs/>
+              </w:rPr>
+              <w:t>boolean</w:t>
+            </w:r>
+            <w:proofErr w:type="spellEnd"/>
+            <w:r>
+              <w:rPr>
+                <w:b/>
+                <w:bCs/>
+              </w:rPr>
+              <w:t xml:space="preserve"> result (unary operator).</w:t>
+            </w:r>
+          </w:p>
+        </w:tc>
+        <w:tc>
+          <w:tcPr>
+            <w:tcW w:w="0" w:type="auto"/>
+            <w:tcBorders>
+              <w:bottom w:val="nil"/>
+            </w:tcBorders>
+            <w:vAlign w:val="center"/>
+            <w:hideMark/>
+          </w:tcPr>
+          <w:p>
+            <w:pPr>
+              <w:rPr>
+                <w:b/>
+                <w:bCs/>
+              </w:rPr>
+            </w:pPr>
+            <w:proofErr w:type="gramStart"/>
+            <w:r>
+              <w:rPr>
+                <w:b/>
+                <w:bCs/>
+              </w:rPr>
+              <w:t>!(</w:t>
+            </w:r>
+            <w:proofErr w:type="gramEnd"/>
+            <w:r>
+              <w:rPr>
+                <w:b/>
+                <w:bCs/>
+              </w:rPr>
+              <w:t>5 &gt; 3) -&gt; false</w:t>
+            </w:r>
+          </w:p>
+        </w:tc>
+      </w:tr>
+    </w:tbl>
+    <w:p>
+      <w:pPr>
+        <w:rPr>
+          <w:b/>
+          <w:bCs/>
+        </w:rPr>
+      </w:pPr>
     </w:p>
     <w:sectPr>
       <w:pgSz w:w="12240" w:h="15840"/>
@@ -6492,4 +7507,16 @@
     </a:ext>
   </a:extLst>
 </a:theme>
+</file>
+
+<file path=customXml/item1.xml><?xml version="1.0" encoding="utf-8"?>
+<b:Sources xmlns:b="http://schemas.openxmlformats.org/officeDocument/2006/bibliography" xmlns="http://schemas.openxmlformats.org/officeDocument/2006/bibliography" SelectedStyle="\APASixthEditionOfficeOnline.xsl" StyleName="APA" Version="6"/>
+</file>
+
+<file path=customXml/itemProps1.xml><?xml version="1.0" encoding="utf-8"?>
+<ds:datastoreItem xmlns:ds="http://schemas.openxmlformats.org/officeDocument/2006/customXml" ds:itemID="{218D7B99-1B07-4A9F-B6A8-8A5227903928}">
+  <ds:schemaRefs>
+    <ds:schemaRef ds:uri="http://schemas.openxmlformats.org/officeDocument/2006/bibliography"/>
+  </ds:schemaRefs>
+</ds:datastoreItem>
 </file>
--- a/TYBCA/Java/Java programming.docx
+++ b/TYBCA/Java/Java programming.docx
@@ -6965,6 +6965,2028 @@
       </w:pPr>
     </w:p>
     <w:p>
+      <w:r>
+        <w:rPr>
+          <w:b/>
+          <w:bCs/>
+        </w:rPr>
+        <w:t xml:space="preserve">Code: - </w:t>
+      </w:r>
+    </w:p>
+    <w:p>
+      <w:r>
+        <w:t xml:space="preserve">import </w:t>
+      </w:r>
+      <w:proofErr w:type="gramStart"/>
+      <w:r>
+        <w:t>java.io.*</w:t>
+      </w:r>
+      <w:proofErr w:type="gramEnd"/>
+      <w:r>
+        <w:t>;</w:t>
+      </w:r>
+    </w:p>
+    <w:p>
+      <w:r>
+        <w:t xml:space="preserve">class </w:t>
+      </w:r>
+      <w:proofErr w:type="spellStart"/>
+      <w:r>
+        <w:t>bitwiseoperator</w:t>
+      </w:r>
+      <w:proofErr w:type="spellEnd"/>
+    </w:p>
+    <w:p>
+      <w:r>
+        <w:t>{</w:t>
+      </w:r>
+    </w:p>
+    <w:p>
+      <w:r>
+        <w:t xml:space="preserve">    public static void </w:t>
+      </w:r>
+      <w:proofErr w:type="gramStart"/>
+      <w:r>
+        <w:t>main(String[</w:t>
+      </w:r>
+      <w:proofErr w:type="gramEnd"/>
+      <w:r>
+        <w:t xml:space="preserve">] </w:t>
+      </w:r>
+      <w:proofErr w:type="spellStart"/>
+      <w:r>
+        <w:t>args</w:t>
+      </w:r>
+      <w:proofErr w:type="spellEnd"/>
+      <w:r>
+        <w:t>)</w:t>
+      </w:r>
+    </w:p>
+    <w:p>
+      <w:r>
+        <w:t>    {</w:t>
+      </w:r>
+    </w:p>
+    <w:p>
+      <w:r>
+        <w:t>   int d = 0b1010; // 10 in decimal</w:t>
+      </w:r>
+    </w:p>
+    <w:p>
+      <w:r>
+        <w:lastRenderedPageBreak/>
+        <w:t>   int e = 0b1100; // 12 in decimal</w:t>
+      </w:r>
+    </w:p>
+    <w:p/>
+    <w:p>
+      <w:r>
+        <w:t xml:space="preserve">        </w:t>
+      </w:r>
+      <w:proofErr w:type="spellStart"/>
+      <w:r>
+        <w:t>System.out.println</w:t>
+      </w:r>
+      <w:proofErr w:type="spellEnd"/>
+      <w:r>
+        <w:t>("Bitwise AND of d and e is: " + (d &amp; e));</w:t>
+      </w:r>
+    </w:p>
+    <w:p>
+      <w:r>
+        <w:t xml:space="preserve">        </w:t>
+      </w:r>
+      <w:proofErr w:type="spellStart"/>
+      <w:r>
+        <w:t>System.out.println</w:t>
+      </w:r>
+      <w:proofErr w:type="spellEnd"/>
+      <w:r>
+        <w:t>("Bitwise OR of d and e is: " + (d | e));</w:t>
+      </w:r>
+    </w:p>
+    <w:p>
+      <w:r>
+        <w:t xml:space="preserve">        </w:t>
+      </w:r>
+      <w:proofErr w:type="spellStart"/>
+      <w:r>
+        <w:t>System.out.println</w:t>
+      </w:r>
+      <w:proofErr w:type="spellEnd"/>
+      <w:r>
+        <w:t>("Bitwise XOR of d and e is: " + (d ^ e));</w:t>
+      </w:r>
+    </w:p>
+    <w:p>
+      <w:r>
+        <w:t xml:space="preserve">        </w:t>
+      </w:r>
+      <w:proofErr w:type="spellStart"/>
+      <w:r>
+        <w:t>System.out.println</w:t>
+      </w:r>
+      <w:proofErr w:type="spellEnd"/>
+      <w:r>
+        <w:t>("Bitwise NOT of d is: " + (~d));</w:t>
+      </w:r>
+    </w:p>
+    <w:p>
+      <w:r>
+        <w:t xml:space="preserve">        </w:t>
+      </w:r>
+      <w:proofErr w:type="spellStart"/>
+      <w:r>
+        <w:t>System.out.println</w:t>
+      </w:r>
+      <w:proofErr w:type="spellEnd"/>
+      <w:r>
+        <w:t>("Left shift (d &lt;&lt; 2) result: " + (d &lt;&lt; 2));</w:t>
+      </w:r>
+    </w:p>
+    <w:p>
+      <w:r>
+        <w:t xml:space="preserve">        </w:t>
+      </w:r>
+      <w:proofErr w:type="spellStart"/>
+      <w:r>
+        <w:t>System.out.println</w:t>
+      </w:r>
+      <w:proofErr w:type="spellEnd"/>
+      <w:r>
+        <w:t>("Right shift (e &gt;&gt; 2) result: " + (e &gt;&gt; 2));</w:t>
+      </w:r>
+    </w:p>
+    <w:p>
+      <w:r>
+        <w:t xml:space="preserve">        </w:t>
+      </w:r>
+      <w:proofErr w:type="spellStart"/>
+      <w:r>
+        <w:t>System.out.println</w:t>
+      </w:r>
+      <w:proofErr w:type="spellEnd"/>
+      <w:r>
+        <w:t>("Unsigned right shift (e &gt;&gt;&gt; 1) result: " + (e &gt;&gt;&gt; 1));</w:t>
+      </w:r>
+    </w:p>
+    <w:p>
+      <w:r>
+        <w:t>    }</w:t>
+      </w:r>
+    </w:p>
+    <w:p>
+      <w:r>
+        <w:t>}</w:t>
+      </w:r>
+    </w:p>
+    <w:p/>
+    <w:p>
+      <w:pPr>
+        <w:rPr>
+          <w:b/>
+          <w:bCs/>
+        </w:rPr>
+      </w:pPr>
+      <w:r>
+        <w:rPr>
+          <w:b/>
+          <w:bCs/>
+        </w:rPr>
+        <w:t xml:space="preserve">Output: - </w:t>
+      </w:r>
+    </w:p>
+    <w:p>
+      <w:pPr>
+        <w:rPr>
+          <w:b/>
+          <w:bCs/>
+        </w:rPr>
+      </w:pPr>
+      <w:r>
+        <w:rPr>
+          <w:b/>
+          <w:bCs/>
+          <w:noProof/>
+        </w:rPr>
+        <w:drawing>
+          <wp:inline distT="0" distB="0" distL="0" distR="0" wp14:anchorId="31CFFC56" wp14:editId="078A11DE">
+            <wp:extent cx="5943600" cy="986790"/>
+            <wp:effectExtent l="0" t="0" r="0" b="3810"/>
+            <wp:docPr id="1778418896" name="Picture 1"/>
+            <wp:cNvGraphicFramePr>
+              <a:graphicFrameLocks xmlns:a="http://schemas.openxmlformats.org/drawingml/2006/main" noChangeAspect="1"/>
+            </wp:cNvGraphicFramePr>
+            <a:graphic xmlns:a="http://schemas.openxmlformats.org/drawingml/2006/main">
+              <a:graphicData uri="http://schemas.openxmlformats.org/drawingml/2006/picture">
+                <pic:pic xmlns:pic="http://schemas.openxmlformats.org/drawingml/2006/picture">
+                  <pic:nvPicPr>
+                    <pic:cNvPr id="1778418896" name=""/>
+                    <pic:cNvPicPr/>
+                  </pic:nvPicPr>
+                  <pic:blipFill>
+                    <a:blip r:embed="rId7"/>
+                    <a:stretch>
+                      <a:fillRect/>
+                    </a:stretch>
+                  </pic:blipFill>
+                  <pic:spPr>
+                    <a:xfrm>
+                      <a:off x="0" y="0"/>
+                      <a:ext cx="5943600" cy="986790"/>
+                    </a:xfrm>
+                    <a:prstGeom prst="rect">
+                      <a:avLst/>
+                    </a:prstGeom>
+                  </pic:spPr>
+                </pic:pic>
+              </a:graphicData>
+            </a:graphic>
+          </wp:inline>
+        </w:drawing>
+      </w:r>
+    </w:p>
+    <w:p>
+      <w:pPr>
+        <w:rPr>
+          <w:b/>
+          <w:bCs/>
+        </w:rPr>
+      </w:pPr>
+    </w:p>
+    <w:p>
+      <w:pPr>
+        <w:rPr>
+          <w:b/>
+          <w:bCs/>
+        </w:rPr>
+      </w:pPr>
+      <w:r>
+        <w:rPr>
+          <w:b/>
+          <w:bCs/>
+        </w:rPr>
+        <w:t xml:space="preserve">Decision Making Statement: - </w:t>
+      </w:r>
+    </w:p>
+    <w:p>
+      <w:pPr>
+        <w:rPr>
+          <w:b/>
+          <w:bCs/>
+        </w:rPr>
+      </w:pPr>
+      <w:r>
+        <w:rPr>
+          <w:b/>
+          <w:bCs/>
+        </w:rPr>
+        <w:t xml:space="preserve">Types of </w:t>
+      </w:r>
+      <w:r>
+        <w:rPr>
+          <w:b/>
+          <w:bCs/>
+        </w:rPr>
+        <w:t>Decision-Making</w:t>
+      </w:r>
+      <w:r>
+        <w:rPr>
+          <w:b/>
+          <w:bCs/>
+        </w:rPr>
+        <w:t xml:space="preserve"> Statements: - </w:t>
+      </w:r>
+    </w:p>
+    <w:p>
+      <w:r>
+        <w:t xml:space="preserve">1. </w:t>
+      </w:r>
+      <w:r>
+        <w:t xml:space="preserve">If </w:t>
+      </w:r>
+    </w:p>
+    <w:p>
+      <w:r>
+        <w:t xml:space="preserve">2. </w:t>
+      </w:r>
+      <w:r>
+        <w:t>If-else</w:t>
+      </w:r>
+    </w:p>
+    <w:p>
+      <w:r>
+        <w:t xml:space="preserve">3. </w:t>
+      </w:r>
+      <w:r>
+        <w:t>Nested-if</w:t>
+      </w:r>
+    </w:p>
+    <w:p>
+      <w:r>
+        <w:t xml:space="preserve">4. </w:t>
+      </w:r>
+      <w:r>
+        <w:t>If-else-if</w:t>
+      </w:r>
+    </w:p>
+    <w:p>
+      <w:r>
+        <w:t xml:space="preserve">5. </w:t>
+      </w:r>
+      <w:r>
+        <w:t>switch-case</w:t>
+      </w:r>
+    </w:p>
+    <w:p>
+      <w:r>
+        <w:t xml:space="preserve">6. </w:t>
+      </w:r>
+      <w:r>
+        <w:t>Jump-break, continue, return</w:t>
+      </w:r>
+    </w:p>
+    <w:p>
+      <w:pPr>
+        <w:rPr>
+          <w:b/>
+          <w:bCs/>
+        </w:rPr>
+      </w:pPr>
+      <w:r>
+        <w:rPr>
+          <w:b/>
+          <w:bCs/>
+        </w:rPr>
+        <w:lastRenderedPageBreak/>
+        <w:t>1.</w:t>
+      </w:r>
+      <w:r>
+        <w:rPr>
+          <w:b/>
+          <w:bCs/>
+        </w:rPr>
+        <w:t xml:space="preserve">If statement: - </w:t>
+      </w:r>
+    </w:p>
+    <w:p>
+      <w:pPr>
+        <w:rPr>
+          <w:b/>
+          <w:bCs/>
+        </w:rPr>
+      </w:pPr>
+      <w:r>
+        <w:rPr>
+          <w:b/>
+          <w:bCs/>
+        </w:rPr>
+        <w:t xml:space="preserve">Syntax: - </w:t>
+      </w:r>
+    </w:p>
+    <w:p>
+      <w:pPr>
+        <w:rPr>
+          <w:b/>
+          <w:bCs/>
+        </w:rPr>
+      </w:pPr>
+      <w:r>
+        <w:rPr>
+          <w:b/>
+          <w:bCs/>
+        </w:rPr>
+        <w:t>If(condition)</w:t>
+      </w:r>
+    </w:p>
+    <w:p>
+      <w:pPr>
+        <w:rPr>
+          <w:b/>
+          <w:bCs/>
+        </w:rPr>
+      </w:pPr>
+      <w:r>
+        <w:rPr>
+          <w:b/>
+          <w:bCs/>
+        </w:rPr>
+        <w:t>{</w:t>
+      </w:r>
+    </w:p>
+    <w:p>
+      <w:pPr>
+        <w:rPr>
+          <w:b/>
+          <w:bCs/>
+        </w:rPr>
+      </w:pPr>
+      <w:r>
+        <w:rPr>
+          <w:b/>
+          <w:bCs/>
+        </w:rPr>
+        <w:t>Statements</w:t>
+      </w:r>
+    </w:p>
+    <w:p>
+      <w:pPr>
+        <w:rPr>
+          <w:b/>
+          <w:bCs/>
+        </w:rPr>
+      </w:pPr>
+      <w:r>
+        <w:rPr>
+          <w:b/>
+          <w:bCs/>
+        </w:rPr>
+        <w:t>}</w:t>
+      </w:r>
+    </w:p>
+    <w:p>
+      <w:pPr>
+        <w:rPr>
+          <w:b/>
+          <w:bCs/>
+        </w:rPr>
+      </w:pPr>
+      <w:r>
+        <w:rPr>
+          <w:b/>
+          <w:bCs/>
+        </w:rPr>
+        <w:t xml:space="preserve">Code: - </w:t>
+      </w:r>
+    </w:p>
+    <w:p>
+      <w:r>
+        <w:t xml:space="preserve">class </w:t>
+      </w:r>
+      <w:proofErr w:type="spellStart"/>
+      <w:r>
+        <w:t>IfDemo</w:t>
+      </w:r>
+      <w:proofErr w:type="spellEnd"/>
+    </w:p>
+    <w:p>
+      <w:r>
+        <w:t>{</w:t>
+      </w:r>
+    </w:p>
+    <w:p>
+      <w:r>
+        <w:t xml:space="preserve">    public static void </w:t>
+      </w:r>
+      <w:proofErr w:type="gramStart"/>
+      <w:r>
+        <w:t>main(</w:t>
+      </w:r>
+      <w:proofErr w:type="gramEnd"/>
+      <w:r>
+        <w:t xml:space="preserve">String </w:t>
+      </w:r>
+      <w:proofErr w:type="spellStart"/>
+      <w:proofErr w:type="gramStart"/>
+      <w:r>
+        <w:t>args</w:t>
+      </w:r>
+      <w:proofErr w:type="spellEnd"/>
+      <w:r>
+        <w:t>[</w:t>
+      </w:r>
+      <w:proofErr w:type="gramEnd"/>
+      <w:r>
+        <w:t>])</w:t>
+      </w:r>
+    </w:p>
+    <w:p>
+      <w:r>
+        <w:t>    {</w:t>
+      </w:r>
+    </w:p>
+    <w:p>
+      <w:r>
+        <w:t xml:space="preserve">        int </w:t>
+      </w:r>
+      <w:proofErr w:type="spellStart"/>
+      <w:r>
+        <w:t>i</w:t>
+      </w:r>
+      <w:proofErr w:type="spellEnd"/>
+      <w:r>
+        <w:t xml:space="preserve"> = 10;</w:t>
+      </w:r>
+    </w:p>
+    <w:p>
+      <w:r>
+        <w:t xml:space="preserve">        </w:t>
+      </w:r>
+      <w:proofErr w:type="gramStart"/>
+      <w:r>
+        <w:t>if(</w:t>
+      </w:r>
+      <w:proofErr w:type="spellStart"/>
+      <w:proofErr w:type="gramEnd"/>
+      <w:r>
+        <w:t>i</w:t>
+      </w:r>
+      <w:proofErr w:type="spellEnd"/>
+      <w:r>
+        <w:t xml:space="preserve"> &lt; 15)</w:t>
+      </w:r>
+    </w:p>
+    <w:p>
+      <w:r>
+        <w:t xml:space="preserve">        </w:t>
+      </w:r>
+    </w:p>
+    <w:p>
+      <w:r>
+        <w:t xml:space="preserve">            </w:t>
+      </w:r>
+      <w:proofErr w:type="spellStart"/>
+      <w:r>
+        <w:t>System.out.println</w:t>
+      </w:r>
+      <w:proofErr w:type="spellEnd"/>
+      <w:r>
+        <w:t>("Inside if block");  </w:t>
+      </w:r>
+    </w:p>
+    <w:p>
+      <w:r>
+        <w:t xml:space="preserve">            </w:t>
+      </w:r>
+      <w:proofErr w:type="spellStart"/>
+      <w:r>
+        <w:t>System.out.println</w:t>
+      </w:r>
+      <w:proofErr w:type="spellEnd"/>
+      <w:r>
+        <w:t>("10 is less than 15");</w:t>
+      </w:r>
+    </w:p>
+    <w:p>
+      <w:r>
+        <w:t xml:space="preserve">            </w:t>
+      </w:r>
+      <w:proofErr w:type="spellStart"/>
+      <w:r>
+        <w:t>System.out.println</w:t>
+      </w:r>
+      <w:proofErr w:type="spellEnd"/>
+      <w:r>
+        <w:t>("Outside if block");</w:t>
+      </w:r>
+    </w:p>
+    <w:p>
+      <w:r>
+        <w:t>}</w:t>
+      </w:r>
+    </w:p>
+    <w:p>
+      <w:r>
+        <w:t>}</w:t>
+      </w:r>
+    </w:p>
+    <w:p/>
+    <w:p>
+      <w:pPr>
+        <w:rPr>
+          <w:b/>
+          <w:bCs/>
+        </w:rPr>
+      </w:pPr>
+      <w:r>
+        <w:rPr>
+          <w:b/>
+          <w:bCs/>
+        </w:rPr>
+        <w:t>Output:</w:t>
+      </w:r>
+      <w:r>
+        <w:rPr>
+          <w:b/>
+          <w:bCs/>
+        </w:rPr>
+        <w:t xml:space="preserve"> </w:t>
+      </w:r>
+      <w:r>
+        <w:rPr>
+          <w:b/>
+          <w:bCs/>
+        </w:rPr>
+        <w:t xml:space="preserve">-  </w:t>
+      </w:r>
+    </w:p>
+    <w:p>
+      <w:pPr>
+        <w:rPr>
+          <w:b/>
+          <w:bCs/>
+        </w:rPr>
+      </w:pPr>
+      <w:r>
+        <w:rPr>
+          <w:b/>
+          <w:bCs/>
+          <w:noProof/>
+        </w:rPr>
+        <w:drawing>
+          <wp:inline distT="0" distB="0" distL="0" distR="0" wp14:anchorId="1A6D99B0" wp14:editId="79ADBC7E">
+            <wp:extent cx="3200847" cy="504895"/>
+            <wp:effectExtent l="0" t="0" r="0" b="0"/>
+            <wp:docPr id="454525203" name="Picture 1"/>
+            <wp:cNvGraphicFramePr>
+              <a:graphicFrameLocks xmlns:a="http://schemas.openxmlformats.org/drawingml/2006/main" noChangeAspect="1"/>
+            </wp:cNvGraphicFramePr>
+            <a:graphic xmlns:a="http://schemas.openxmlformats.org/drawingml/2006/main">
+              <a:graphicData uri="http://schemas.openxmlformats.org/drawingml/2006/picture">
+                <pic:pic xmlns:pic="http://schemas.openxmlformats.org/drawingml/2006/picture">
+                  <pic:nvPicPr>
+                    <pic:cNvPr id="454525203" name=""/>
+                    <pic:cNvPicPr/>
+                  </pic:nvPicPr>
+                  <pic:blipFill>
+                    <a:blip r:embed="rId8"/>
+                    <a:stretch>
+                      <a:fillRect/>
+                    </a:stretch>
+                  </pic:blipFill>
+                  <pic:spPr>
+                    <a:xfrm>
+                      <a:off x="0" y="0"/>
+                      <a:ext cx="3200847" cy="504895"/>
+                    </a:xfrm>
+                    <a:prstGeom prst="rect">
+                      <a:avLst/>
+                    </a:prstGeom>
+                  </pic:spPr>
+                </pic:pic>
+              </a:graphicData>
+            </a:graphic>
+          </wp:inline>
+        </w:drawing>
+      </w:r>
+      <w:r>
+        <w:rPr>
+          <w:b/>
+          <w:bCs/>
+        </w:rPr>
+        <w:t xml:space="preserve"> </w:t>
+      </w:r>
+    </w:p>
+    <w:p/>
+    <w:p>
+      <w:pPr>
+        <w:rPr>
+          <w:b/>
+          <w:bCs/>
+        </w:rPr>
+      </w:pPr>
+    </w:p>
+    <w:p>
+      <w:pPr>
+        <w:rPr>
+          <w:b/>
+          <w:bCs/>
+        </w:rPr>
+      </w:pPr>
+    </w:p>
+    <w:p>
+      <w:pPr>
+        <w:rPr>
+          <w:b/>
+          <w:bCs/>
+        </w:rPr>
+      </w:pPr>
+      <w:r>
+        <w:rPr>
+          <w:b/>
+          <w:bCs/>
+        </w:rPr>
+        <w:lastRenderedPageBreak/>
+        <w:t>2. If-else</w:t>
+      </w:r>
+    </w:p>
+    <w:p>
+      <w:pPr>
+        <w:rPr>
+          <w:b/>
+          <w:bCs/>
+        </w:rPr>
+      </w:pPr>
+      <w:r>
+        <w:rPr>
+          <w:b/>
+          <w:bCs/>
+        </w:rPr>
+        <w:t xml:space="preserve">Code: - </w:t>
+      </w:r>
+    </w:p>
+    <w:p>
+      <w:r>
+        <w:t xml:space="preserve">class </w:t>
+      </w:r>
+      <w:proofErr w:type="spellStart"/>
+      <w:r>
+        <w:t>IfElseDemo</w:t>
+      </w:r>
+      <w:proofErr w:type="spellEnd"/>
+    </w:p>
+    <w:p>
+      <w:r>
+        <w:t>{</w:t>
+      </w:r>
+    </w:p>
+    <w:p>
+      <w:r>
+        <w:t xml:space="preserve">    public static void </w:t>
+      </w:r>
+      <w:proofErr w:type="gramStart"/>
+      <w:r>
+        <w:t>main(</w:t>
+      </w:r>
+      <w:proofErr w:type="gramEnd"/>
+      <w:r>
+        <w:t xml:space="preserve">String </w:t>
+      </w:r>
+      <w:proofErr w:type="spellStart"/>
+      <w:proofErr w:type="gramStart"/>
+      <w:r>
+        <w:t>args</w:t>
+      </w:r>
+      <w:proofErr w:type="spellEnd"/>
+      <w:r>
+        <w:t>[</w:t>
+      </w:r>
+      <w:proofErr w:type="gramEnd"/>
+      <w:r>
+        <w:t>])</w:t>
+      </w:r>
+    </w:p>
+    <w:p>
+      <w:r>
+        <w:t>    {</w:t>
+      </w:r>
+    </w:p>
+    <w:p>
+      <w:r>
+        <w:t xml:space="preserve">        int </w:t>
+      </w:r>
+      <w:proofErr w:type="spellStart"/>
+      <w:r>
+        <w:t>i</w:t>
+      </w:r>
+      <w:proofErr w:type="spellEnd"/>
+      <w:r>
+        <w:t xml:space="preserve"> = 10;</w:t>
+      </w:r>
+    </w:p>
+    <w:p>
+      <w:r>
+        <w:t xml:space="preserve">        </w:t>
+      </w:r>
+      <w:proofErr w:type="gramStart"/>
+      <w:r>
+        <w:t>if(</w:t>
+      </w:r>
+      <w:proofErr w:type="spellStart"/>
+      <w:proofErr w:type="gramEnd"/>
+      <w:r>
+        <w:t>i</w:t>
+      </w:r>
+      <w:proofErr w:type="spellEnd"/>
+      <w:r>
+        <w:t xml:space="preserve"> &lt; 15)</w:t>
+      </w:r>
+    </w:p>
+    <w:p>
+      <w:r>
+        <w:t xml:space="preserve">            </w:t>
+      </w:r>
+      <w:proofErr w:type="spellStart"/>
+      <w:r>
+        <w:t>System.out.println</w:t>
+      </w:r>
+      <w:proofErr w:type="spellEnd"/>
+      <w:r>
+        <w:t>("10 is less than 15");</w:t>
+      </w:r>
+    </w:p>
+    <w:p>
+      <w:r>
+        <w:t>        else</w:t>
+      </w:r>
+    </w:p>
+    <w:p>
+      <w:r>
+        <w:t xml:space="preserve">            </w:t>
+      </w:r>
+      <w:proofErr w:type="spellStart"/>
+      <w:r>
+        <w:t>System.out.println</w:t>
+      </w:r>
+      <w:proofErr w:type="spellEnd"/>
+      <w:r>
+        <w:t>("10 is not less than 15");</w:t>
+      </w:r>
+    </w:p>
+    <w:p>
+      <w:r>
+        <w:t>    }</w:t>
+      </w:r>
+    </w:p>
+    <w:p>
+      <w:r>
+        <w:t>}</w:t>
+      </w:r>
+    </w:p>
+    <w:p/>
+    <w:p>
+      <w:pPr>
+        <w:rPr>
+          <w:b/>
+          <w:bCs/>
+        </w:rPr>
+      </w:pPr>
+      <w:r>
+        <w:rPr>
+          <w:b/>
+          <w:bCs/>
+        </w:rPr>
+        <w:t>Output: -</w:t>
+      </w:r>
+    </w:p>
+    <w:p/>
+    <w:p>
+      <w:r>
+        <w:rPr>
+          <w:noProof/>
+        </w:rPr>
+        <w:drawing>
+          <wp:inline distT="0" distB="0" distL="0" distR="0" wp14:anchorId="73BE5CA3" wp14:editId="68F4DDB0">
+            <wp:extent cx="1362265" cy="219106"/>
+            <wp:effectExtent l="0" t="0" r="0" b="9525"/>
+            <wp:docPr id="1665722746" name="Picture 1"/>
+            <wp:cNvGraphicFramePr>
+              <a:graphicFrameLocks xmlns:a="http://schemas.openxmlformats.org/drawingml/2006/main" noChangeAspect="1"/>
+            </wp:cNvGraphicFramePr>
+            <a:graphic xmlns:a="http://schemas.openxmlformats.org/drawingml/2006/main">
+              <a:graphicData uri="http://schemas.openxmlformats.org/drawingml/2006/picture">
+                <pic:pic xmlns:pic="http://schemas.openxmlformats.org/drawingml/2006/picture">
+                  <pic:nvPicPr>
+                    <pic:cNvPr id="1665722746" name=""/>
+                    <pic:cNvPicPr/>
+                  </pic:nvPicPr>
+                  <pic:blipFill>
+                    <a:blip r:embed="rId9"/>
+                    <a:stretch>
+                      <a:fillRect/>
+                    </a:stretch>
+                  </pic:blipFill>
+                  <pic:spPr>
+                    <a:xfrm>
+                      <a:off x="0" y="0"/>
+                      <a:ext cx="1362265" cy="219106"/>
+                    </a:xfrm>
+                    <a:prstGeom prst="rect">
+                      <a:avLst/>
+                    </a:prstGeom>
+                  </pic:spPr>
+                </pic:pic>
+              </a:graphicData>
+            </a:graphic>
+          </wp:inline>
+        </w:drawing>
+      </w:r>
+    </w:p>
+    <w:p/>
+    <w:p/>
+    <w:p/>
+    <w:p/>
+    <w:p/>
+    <w:p/>
+    <w:p/>
+    <w:p/>
+    <w:p/>
+    <w:p>
+      <w:pPr>
+        <w:rPr>
+          <w:b/>
+          <w:bCs/>
+        </w:rPr>
+      </w:pPr>
+      <w:r>
+        <w:rPr>
+          <w:b/>
+          <w:bCs/>
+        </w:rPr>
+        <w:lastRenderedPageBreak/>
+        <w:t>Lecture 4: - 22/07/2026</w:t>
+      </w:r>
+    </w:p>
+    <w:p>
+      <w:pPr>
+        <w:rPr>
+          <w:b/>
+          <w:bCs/>
+        </w:rPr>
+      </w:pPr>
+    </w:p>
+    <w:p>
+      <w:pPr>
+        <w:rPr>
+          <w:b/>
+          <w:bCs/>
+        </w:rPr>
+      </w:pPr>
+      <w:r>
+        <w:rPr>
+          <w:b/>
+          <w:bCs/>
+        </w:rPr>
+        <w:t>Taking User Input in Java</w:t>
+      </w:r>
+    </w:p>
+    <w:p>
+      <w:pPr>
+        <w:rPr>
+          <w:b/>
+          <w:bCs/>
+        </w:rPr>
+      </w:pPr>
+      <w:r>
+        <w:rPr>
+          <w:b/>
+          <w:bCs/>
+        </w:rPr>
+        <w:t>There are two common ways to take user input in Java:</w:t>
+      </w:r>
+    </w:p>
+    <w:p>
+      <w:pPr>
+        <w:numPr>
+          <w:ilvl w:val="0"/>
+          <w:numId w:val="9"/>
+        </w:numPr>
+        <w:rPr>
+          <w:b/>
+          <w:bCs/>
+        </w:rPr>
+      </w:pPr>
+      <w:r>
+        <w:rPr>
+          <w:b/>
+          <w:bCs/>
+        </w:rPr>
+        <w:t xml:space="preserve">Scanner Class </w:t>
+      </w:r>
+    </w:p>
+    <w:p>
+      <w:pPr>
+        <w:numPr>
+          <w:ilvl w:val="0"/>
+          <w:numId w:val="9"/>
+        </w:numPr>
+        <w:rPr>
+          <w:b/>
+          <w:bCs/>
+        </w:rPr>
+      </w:pPr>
+      <w:r>
+        <w:rPr>
+          <w:b/>
+          <w:bCs/>
+        </w:rPr>
+        <w:t>Buffered Reader</w:t>
+      </w:r>
+      <w:r>
+        <w:rPr>
+          <w:b/>
+          <w:bCs/>
+        </w:rPr>
+        <w:t xml:space="preserve"> Class</w:t>
+      </w:r>
+    </w:p>
+    <w:p>
+      <w:pPr>
+        <w:rPr>
+          <w:b/>
+          <w:bCs/>
+        </w:rPr>
+      </w:pPr>
+    </w:p>
+    <w:p>
+      <w:pPr>
+        <w:rPr>
+          <w:b/>
+          <w:bCs/>
+        </w:rPr>
+      </w:pPr>
+      <w:r>
+        <w:rPr>
+          <w:b/>
+          <w:bCs/>
+        </w:rPr>
+        <w:t>Buffered Reader</w:t>
+      </w:r>
+      <w:r>
+        <w:rPr>
+          <w:b/>
+          <w:bCs/>
+        </w:rPr>
+        <w:t xml:space="preserve"> Class</w:t>
+      </w:r>
+    </w:p>
+    <w:p>
+      <w:pPr>
+        <w:numPr>
+          <w:ilvl w:val="0"/>
+          <w:numId w:val="10"/>
+        </w:numPr>
+      </w:pPr>
+      <w:r>
+        <w:t xml:space="preserve">The </w:t>
+      </w:r>
+      <w:r>
+        <w:t>Buffered Reader</w:t>
+      </w:r>
+      <w:r>
+        <w:t xml:space="preserve"> class is used to read a sequence of characters from an input stream. </w:t>
+      </w:r>
+    </w:p>
+    <w:p>
+      <w:pPr>
+        <w:numPr>
+          <w:ilvl w:val="0"/>
+          <w:numId w:val="10"/>
+        </w:numPr>
+      </w:pPr>
+      <w:r>
+        <w:t xml:space="preserve">It is faster than the Scanner class for reading text input. </w:t>
+      </w:r>
+    </w:p>
+    <w:p>
+      <w:pPr>
+        <w:numPr>
+          <w:ilvl w:val="0"/>
+          <w:numId w:val="10"/>
+        </w:numPr>
+      </w:pPr>
+      <w:r>
+        <w:t xml:space="preserve">It provides the following methods: </w:t>
+      </w:r>
+    </w:p>
+    <w:p>
+      <w:pPr>
+        <w:numPr>
+          <w:ilvl w:val="1"/>
+          <w:numId w:val="10"/>
+        </w:numPr>
+      </w:pPr>
+      <w:proofErr w:type="gramStart"/>
+      <w:r>
+        <w:rPr>
+          <w:b/>
+          <w:bCs/>
+        </w:rPr>
+        <w:t>read(</w:t>
+      </w:r>
+      <w:proofErr w:type="gramEnd"/>
+      <w:r>
+        <w:rPr>
+          <w:b/>
+          <w:bCs/>
+        </w:rPr>
+        <w:t>)</w:t>
+      </w:r>
+      <w:r>
+        <w:t xml:space="preserve"> – Reads a single character. </w:t>
+      </w:r>
+    </w:p>
+    <w:p>
+      <w:pPr>
+        <w:numPr>
+          <w:ilvl w:val="1"/>
+          <w:numId w:val="10"/>
+        </w:numPr>
+      </w:pPr>
+      <w:r>
+        <w:rPr>
+          <w:b/>
+          <w:bCs/>
+        </w:rPr>
+        <w:t>read(</w:t>
+      </w:r>
+      <w:proofErr w:type="gramStart"/>
+      <w:r>
+        <w:rPr>
+          <w:b/>
+          <w:bCs/>
+        </w:rPr>
+        <w:t>char[</w:t>
+      </w:r>
+      <w:proofErr w:type="gramEnd"/>
+      <w:r>
+        <w:rPr>
+          <w:b/>
+          <w:bCs/>
+        </w:rPr>
+        <w:t>] c)</w:t>
+      </w:r>
+      <w:r>
+        <w:t xml:space="preserve"> – Reads multiple characters into a character array. </w:t>
+      </w:r>
+    </w:p>
+    <w:p>
+      <w:pPr>
+        <w:numPr>
+          <w:ilvl w:val="1"/>
+          <w:numId w:val="10"/>
+        </w:numPr>
+      </w:pPr>
+      <w:proofErr w:type="spellStart"/>
+      <w:proofErr w:type="gramStart"/>
+      <w:r>
+        <w:rPr>
+          <w:b/>
+          <w:bCs/>
+        </w:rPr>
+        <w:t>readLine</w:t>
+      </w:r>
+      <w:proofErr w:type="spellEnd"/>
+      <w:r>
+        <w:rPr>
+          <w:b/>
+          <w:bCs/>
+        </w:rPr>
+        <w:t>(</w:t>
+      </w:r>
+      <w:proofErr w:type="gramEnd"/>
+      <w:r>
+        <w:rPr>
+          <w:b/>
+          <w:bCs/>
+        </w:rPr>
+        <w:t>)</w:t>
+      </w:r>
+      <w:r>
+        <w:t xml:space="preserve"> – Reads an entire line of text and returns it as a String.</w:t>
+      </w:r>
+    </w:p>
+    <w:p/>
+    <w:p>
+      <w:proofErr w:type="spellStart"/>
+      <w:r>
+        <w:rPr>
+          <w:b/>
+          <w:bCs/>
+        </w:rPr>
+        <w:t>BufferReader</w:t>
+      </w:r>
+      <w:proofErr w:type="spellEnd"/>
+      <w:r>
+        <w:t xml:space="preserve"> class throws IO Exceptions </w:t>
+      </w:r>
+    </w:p>
+    <w:p/>
+    <w:p>
+      <w:pPr>
+        <w:rPr>
+          <w:b/>
+          <w:bCs/>
+        </w:rPr>
+      </w:pPr>
+      <w:r>
+        <w:rPr>
+          <w:b/>
+          <w:bCs/>
+        </w:rPr>
+        <w:t>Scanner Class</w:t>
+      </w:r>
+    </w:p>
+    <w:p>
+      <w:r>
+        <w:t xml:space="preserve">Its and advance version of </w:t>
+      </w:r>
+      <w:proofErr w:type="spellStart"/>
+      <w:r>
+        <w:t>BufferReader</w:t>
+      </w:r>
+      <w:proofErr w:type="spellEnd"/>
+      <w:r>
+        <w:t xml:space="preserve"> which was later added in java, Scanner can read formatted input it has different functions for different types of data types </w:t>
+      </w:r>
+    </w:p>
+    <w:p>
+      <w:pPr>
+        <w:rPr>
+          <w:b/>
+          <w:bCs/>
+        </w:rPr>
+      </w:pPr>
+      <w:r>
+        <w:rPr>
+          <w:b/>
+          <w:bCs/>
+        </w:rPr>
+        <w:t xml:space="preserve">1. To read Integer: - </w:t>
+      </w:r>
+      <w:proofErr w:type="spellStart"/>
+      <w:proofErr w:type="gramStart"/>
+      <w:r>
+        <w:rPr>
+          <w:b/>
+          <w:bCs/>
+        </w:rPr>
+        <w:t>nextInt</w:t>
+      </w:r>
+      <w:proofErr w:type="spellEnd"/>
+      <w:r>
+        <w:rPr>
+          <w:b/>
+          <w:bCs/>
+        </w:rPr>
+        <w:t>(</w:t>
+      </w:r>
+      <w:proofErr w:type="gramEnd"/>
+      <w:r>
+        <w:rPr>
+          <w:b/>
+          <w:bCs/>
+        </w:rPr>
+        <w:t>)</w:t>
+      </w:r>
+    </w:p>
+    <w:p>
+      <w:pPr>
+        <w:rPr>
+          <w:b/>
+          <w:bCs/>
+        </w:rPr>
+      </w:pPr>
+      <w:r>
+        <w:rPr>
+          <w:b/>
+          <w:bCs/>
+        </w:rPr>
+        <w:t xml:space="preserve">2. String/Character values: - </w:t>
+      </w:r>
+      <w:proofErr w:type="spellStart"/>
+      <w:proofErr w:type="gramStart"/>
+      <w:r>
+        <w:rPr>
+          <w:b/>
+          <w:bCs/>
+        </w:rPr>
+        <w:t>nextLine</w:t>
+      </w:r>
+      <w:proofErr w:type="spellEnd"/>
+      <w:r>
+        <w:rPr>
+          <w:b/>
+          <w:bCs/>
+        </w:rPr>
+        <w:t>(</w:t>
+      </w:r>
+      <w:proofErr w:type="gramEnd"/>
+      <w:r>
+        <w:rPr>
+          <w:b/>
+          <w:bCs/>
+        </w:rPr>
+        <w:t xml:space="preserve">) / </w:t>
+      </w:r>
+      <w:proofErr w:type="gramStart"/>
+      <w:r>
+        <w:rPr>
+          <w:b/>
+          <w:bCs/>
+        </w:rPr>
+        <w:t>next(</w:t>
+      </w:r>
+      <w:proofErr w:type="gramEnd"/>
+      <w:r>
+        <w:rPr>
+          <w:b/>
+          <w:bCs/>
+        </w:rPr>
+        <w:t>)</w:t>
+      </w:r>
+    </w:p>
+    <w:p>
+      <w:pPr>
+        <w:rPr>
+          <w:b/>
+          <w:bCs/>
+        </w:rPr>
+      </w:pPr>
+    </w:p>
+    <w:p>
+      <w:pPr>
+        <w:rPr>
+          <w:b/>
+          <w:bCs/>
+        </w:rPr>
+      </w:pPr>
+    </w:p>
+    <w:p>
+      <w:pPr>
+        <w:rPr>
+          <w:b/>
+          <w:bCs/>
+        </w:rPr>
+      </w:pPr>
+    </w:p>
+    <w:p>
+      <w:pPr>
+        <w:rPr>
+          <w:b/>
+          <w:bCs/>
+        </w:rPr>
+      </w:pPr>
+    </w:p>
+    <w:p>
+      <w:pPr>
+        <w:rPr>
+          <w:b/>
+          <w:bCs/>
+        </w:rPr>
+      </w:pPr>
+      <w:r>
+        <w:rPr>
+          <w:b/>
+          <w:bCs/>
+        </w:rPr>
+        <w:lastRenderedPageBreak/>
+        <w:t>Q. Write a java program that accepts student name and prn from user and display it, using scanner class</w:t>
+      </w:r>
+    </w:p>
+    <w:p>
+      <w:pPr>
+        <w:rPr>
+          <w:b/>
+          <w:bCs/>
+        </w:rPr>
+      </w:pPr>
+    </w:p>
+    <w:p>
+      <w:pPr>
+        <w:rPr>
+          <w:b/>
+          <w:bCs/>
+        </w:rPr>
+      </w:pPr>
+      <w:r>
+        <w:rPr>
+          <w:b/>
+          <w:bCs/>
+        </w:rPr>
+        <w:t>Code: -</w:t>
+      </w:r>
+    </w:p>
+    <w:p>
+      <w:r>
+        <w:t xml:space="preserve"> </w:t>
+      </w:r>
+      <w:r>
+        <w:t xml:space="preserve">import </w:t>
+      </w:r>
+      <w:proofErr w:type="spellStart"/>
+      <w:proofErr w:type="gramStart"/>
+      <w:r>
+        <w:t>java.util</w:t>
+      </w:r>
+      <w:proofErr w:type="gramEnd"/>
+      <w:r>
+        <w:t>.Scanner</w:t>
+      </w:r>
+      <w:proofErr w:type="spellEnd"/>
+      <w:r>
+        <w:t>;</w:t>
+      </w:r>
+    </w:p>
+    <w:p>
+      <w:r>
+        <w:t xml:space="preserve">class </w:t>
+      </w:r>
+      <w:proofErr w:type="spellStart"/>
+      <w:r>
+        <w:t>StudentInfo</w:t>
+      </w:r>
+      <w:proofErr w:type="spellEnd"/>
+    </w:p>
+    <w:p>
+      <w:r>
+        <w:t>{</w:t>
+      </w:r>
+    </w:p>
+    <w:p>
+      <w:r>
+        <w:t xml:space="preserve">    public static void </w:t>
+      </w:r>
+      <w:proofErr w:type="gramStart"/>
+      <w:r>
+        <w:t>main(</w:t>
+      </w:r>
+      <w:proofErr w:type="gramEnd"/>
+      <w:r>
+        <w:t xml:space="preserve">String </w:t>
+      </w:r>
+      <w:proofErr w:type="spellStart"/>
+      <w:proofErr w:type="gramStart"/>
+      <w:r>
+        <w:t>args</w:t>
+      </w:r>
+      <w:proofErr w:type="spellEnd"/>
+      <w:r>
+        <w:t>[</w:t>
+      </w:r>
+      <w:proofErr w:type="gramEnd"/>
+      <w:r>
+        <w:t>])</w:t>
+      </w:r>
+    </w:p>
+    <w:p>
+      <w:r>
+        <w:t>    {</w:t>
+      </w:r>
+    </w:p>
+    <w:p>
+      <w:r>
+        <w:t xml:space="preserve">        Scanner </w:t>
+      </w:r>
+      <w:proofErr w:type="spellStart"/>
+      <w:r>
+        <w:t>sc</w:t>
+      </w:r>
+      <w:proofErr w:type="spellEnd"/>
+      <w:r>
+        <w:t xml:space="preserve"> = new </w:t>
+      </w:r>
+      <w:proofErr w:type="gramStart"/>
+      <w:r>
+        <w:t>Scanner(</w:t>
+      </w:r>
+      <w:proofErr w:type="gramEnd"/>
+      <w:r>
+        <w:t>System.in);</w:t>
+      </w:r>
+    </w:p>
+    <w:p>
+      <w:r>
+        <w:t xml:space="preserve">        </w:t>
+      </w:r>
+      <w:proofErr w:type="spellStart"/>
+      <w:r>
+        <w:t>System.out.print</w:t>
+      </w:r>
+      <w:proofErr w:type="spellEnd"/>
+      <w:r>
+        <w:t>("Enter student name: ");</w:t>
+      </w:r>
+    </w:p>
+    <w:p>
+      <w:r>
+        <w:t xml:space="preserve">        String name = </w:t>
+      </w:r>
+      <w:proofErr w:type="spellStart"/>
+      <w:proofErr w:type="gramStart"/>
+      <w:r>
+        <w:t>sc.nextLine</w:t>
+      </w:r>
+      <w:proofErr w:type="spellEnd"/>
+      <w:proofErr w:type="gramEnd"/>
+      <w:r>
+        <w:t>();</w:t>
+      </w:r>
+    </w:p>
+    <w:p>
+      <w:r>
+        <w:t xml:space="preserve">        </w:t>
+      </w:r>
+      <w:proofErr w:type="spellStart"/>
+      <w:r>
+        <w:t>System.out.print</w:t>
+      </w:r>
+      <w:proofErr w:type="spellEnd"/>
+      <w:r>
+        <w:t>("Enter student PRN: ");</w:t>
+      </w:r>
+    </w:p>
+    <w:p>
+      <w:r>
+        <w:t xml:space="preserve">        String prn = </w:t>
+      </w:r>
+      <w:proofErr w:type="spellStart"/>
+      <w:proofErr w:type="gramStart"/>
+      <w:r>
+        <w:t>sc.nextLine</w:t>
+      </w:r>
+      <w:proofErr w:type="spellEnd"/>
+      <w:proofErr w:type="gramEnd"/>
+      <w:r>
+        <w:t>();</w:t>
+      </w:r>
+    </w:p>
+    <w:p>
+      <w:r>
+        <w:t xml:space="preserve">        </w:t>
+      </w:r>
+    </w:p>
+    <w:p>
+      <w:r>
+        <w:t xml:space="preserve">        </w:t>
+      </w:r>
+      <w:proofErr w:type="spellStart"/>
+      <w:r>
+        <w:t>System.out.println</w:t>
+      </w:r>
+      <w:proofErr w:type="spellEnd"/>
+      <w:r>
+        <w:t>("Student Name: " + name);</w:t>
+      </w:r>
+    </w:p>
+    <w:p>
+      <w:r>
+        <w:t xml:space="preserve">        </w:t>
+      </w:r>
+      <w:proofErr w:type="spellStart"/>
+      <w:r>
+        <w:t>System.out.println</w:t>
+      </w:r>
+      <w:proofErr w:type="spellEnd"/>
+      <w:r>
+        <w:t>("Student PRN: " + prn);</w:t>
+      </w:r>
+    </w:p>
+    <w:p>
+      <w:r>
+        <w:t xml:space="preserve">        </w:t>
+      </w:r>
+    </w:p>
+    <w:p>
+      <w:r>
+        <w:t xml:space="preserve">        </w:t>
+      </w:r>
+      <w:proofErr w:type="spellStart"/>
+      <w:proofErr w:type="gramStart"/>
+      <w:r>
+        <w:t>sc.close</w:t>
+      </w:r>
+      <w:proofErr w:type="spellEnd"/>
+      <w:proofErr w:type="gramEnd"/>
+      <w:r>
+        <w:t>();</w:t>
+      </w:r>
+    </w:p>
+    <w:p>
+      <w:r>
+        <w:t>    }</w:t>
+      </w:r>
+    </w:p>
+    <w:p>
+      <w:r>
+        <w:t>}</w:t>
+      </w:r>
+    </w:p>
+    <w:p>
+      <w:pPr>
+        <w:rPr>
+          <w:b/>
+          <w:bCs/>
+        </w:rPr>
+      </w:pPr>
+      <w:r>
+        <w:rPr>
+          <w:b/>
+          <w:bCs/>
+        </w:rPr>
+        <w:t xml:space="preserve">Output: - </w:t>
+      </w:r>
+    </w:p>
+    <w:p>
+      <w:pPr>
+        <w:rPr>
+          <w:b/>
+          <w:bCs/>
+        </w:rPr>
+      </w:pPr>
+      <w:r>
+        <w:rPr>
+          <w:b/>
+          <w:bCs/>
+        </w:rPr>
+        <w:drawing>
+          <wp:inline distT="0" distB="0" distL="0" distR="0" wp14:anchorId="2C3BD2E4" wp14:editId="0E162E14">
+            <wp:extent cx="3477110" cy="666843"/>
+            <wp:effectExtent l="0" t="0" r="9525" b="0"/>
+            <wp:docPr id="1491917930" name="Picture 1"/>
+            <wp:cNvGraphicFramePr>
+              <a:graphicFrameLocks xmlns:a="http://schemas.openxmlformats.org/drawingml/2006/main" noChangeAspect="1"/>
+            </wp:cNvGraphicFramePr>
+            <a:graphic xmlns:a="http://schemas.openxmlformats.org/drawingml/2006/main">
+              <a:graphicData uri="http://schemas.openxmlformats.org/drawingml/2006/picture">
+                <pic:pic xmlns:pic="http://schemas.openxmlformats.org/drawingml/2006/picture">
+                  <pic:nvPicPr>
+                    <pic:cNvPr id="1491917930" name=""/>
+                    <pic:cNvPicPr/>
+                  </pic:nvPicPr>
+                  <pic:blipFill>
+                    <a:blip r:embed="rId10"/>
+                    <a:stretch>
+                      <a:fillRect/>
+                    </a:stretch>
+                  </pic:blipFill>
+                  <pic:spPr>
+                    <a:xfrm>
+                      <a:off x="0" y="0"/>
+                      <a:ext cx="3477110" cy="666843"/>
+                    </a:xfrm>
+                    <a:prstGeom prst="rect">
+                      <a:avLst/>
+                    </a:prstGeom>
+                  </pic:spPr>
+                </pic:pic>
+              </a:graphicData>
+            </a:graphic>
+          </wp:inline>
+        </w:drawing>
+      </w:r>
+    </w:p>
+    <w:p>
+      <w:pPr>
+        <w:rPr>
+          <w:b/>
+          <w:bCs/>
+        </w:rPr>
+      </w:pPr>
+    </w:p>
+    <w:p>
+      <w:pPr>
+        <w:rPr>
+          <w:b/>
+          <w:bCs/>
+        </w:rPr>
+      </w:pPr>
+    </w:p>
+    <w:p>
+      <w:pPr>
+        <w:rPr>
+          <w:b/>
+          <w:bCs/>
+        </w:rPr>
+      </w:pPr>
+      <w:r>
+        <w:rPr>
+          <w:b/>
+          <w:bCs/>
+        </w:rPr>
+        <w:lastRenderedPageBreak/>
+        <w:t xml:space="preserve">Q. </w:t>
+      </w:r>
+      <w:r>
+        <w:rPr>
+          <w:b/>
+          <w:bCs/>
+        </w:rPr>
+        <w:t xml:space="preserve"> Write a program which accepts two numbers from user and perform </w:t>
+      </w:r>
+      <w:r>
+        <w:rPr>
+          <w:b/>
+          <w:bCs/>
+        </w:rPr>
+        <w:t>arithmetic</w:t>
+      </w:r>
+      <w:r>
+        <w:rPr>
+          <w:b/>
+          <w:bCs/>
+        </w:rPr>
+        <w:t xml:space="preserve"> operations on them</w:t>
+      </w:r>
+    </w:p>
+    <w:p>
+      <w:pPr>
+        <w:rPr>
+          <w:b/>
+          <w:bCs/>
+        </w:rPr>
+      </w:pPr>
+    </w:p>
+    <w:p>
+      <w:pPr>
+        <w:rPr>
+          <w:b/>
+          <w:bCs/>
+        </w:rPr>
+      </w:pPr>
+      <w:r>
+        <w:rPr>
+          <w:b/>
+          <w:bCs/>
+        </w:rPr>
+        <w:t>Code: -</w:t>
+      </w:r>
+    </w:p>
+    <w:p>
+      <w:r>
+        <w:rPr>
+          <w:b/>
+          <w:bCs/>
+        </w:rPr>
+        <w:t xml:space="preserve"> </w:t>
+      </w:r>
+      <w:r>
+        <w:t xml:space="preserve">import </w:t>
+      </w:r>
+      <w:proofErr w:type="spellStart"/>
+      <w:proofErr w:type="gramStart"/>
+      <w:r>
+        <w:t>java.util</w:t>
+      </w:r>
+      <w:proofErr w:type="gramEnd"/>
+      <w:r>
+        <w:t>.Scanner</w:t>
+      </w:r>
+      <w:proofErr w:type="spellEnd"/>
+      <w:r>
+        <w:t>;</w:t>
+      </w:r>
+    </w:p>
+    <w:p>
+      <w:r>
+        <w:t>class operations</w:t>
+      </w:r>
+    </w:p>
+    <w:p>
+      <w:r>
+        <w:t>{</w:t>
+      </w:r>
+    </w:p>
+    <w:p>
+      <w:r>
+        <w:t xml:space="preserve">    public static void </w:t>
+      </w:r>
+      <w:proofErr w:type="gramStart"/>
+      <w:r>
+        <w:t>main(</w:t>
+      </w:r>
+      <w:proofErr w:type="gramEnd"/>
+      <w:r>
+        <w:t xml:space="preserve">String </w:t>
+      </w:r>
+      <w:proofErr w:type="spellStart"/>
+      <w:proofErr w:type="gramStart"/>
+      <w:r>
+        <w:t>args</w:t>
+      </w:r>
+      <w:proofErr w:type="spellEnd"/>
+      <w:r>
+        <w:t>[</w:t>
+      </w:r>
+      <w:proofErr w:type="gramEnd"/>
+      <w:r>
+        <w:t>])</w:t>
+      </w:r>
+    </w:p>
+    <w:p>
+      <w:r>
+        <w:t>    {</w:t>
+      </w:r>
+    </w:p>
+    <w:p>
+      <w:r>
+        <w:t xml:space="preserve">        Scanner </w:t>
+      </w:r>
+      <w:proofErr w:type="spellStart"/>
+      <w:r>
+        <w:t>sc</w:t>
+      </w:r>
+      <w:proofErr w:type="spellEnd"/>
+      <w:r>
+        <w:t xml:space="preserve"> = new </w:t>
+      </w:r>
+      <w:proofErr w:type="gramStart"/>
+      <w:r>
+        <w:t>Scanner(</w:t>
+      </w:r>
+      <w:proofErr w:type="gramEnd"/>
+      <w:r>
+        <w:t>System.in);</w:t>
+      </w:r>
+    </w:p>
+    <w:p>
+      <w:r>
+        <w:t xml:space="preserve">        </w:t>
+      </w:r>
+      <w:proofErr w:type="spellStart"/>
+      <w:r>
+        <w:t>System.out.print</w:t>
+      </w:r>
+      <w:proofErr w:type="spellEnd"/>
+      <w:r>
+        <w:t>("Enter first number: ");</w:t>
+      </w:r>
+    </w:p>
+    <w:p>
+      <w:r>
+        <w:t xml:space="preserve">        int num1 = </w:t>
+      </w:r>
+      <w:proofErr w:type="spellStart"/>
+      <w:proofErr w:type="gramStart"/>
+      <w:r>
+        <w:t>sc.nextInt</w:t>
+      </w:r>
+      <w:proofErr w:type="spellEnd"/>
+      <w:proofErr w:type="gramEnd"/>
+      <w:r>
+        <w:t>();</w:t>
+      </w:r>
+    </w:p>
+    <w:p>
+      <w:r>
+        <w:t xml:space="preserve">        </w:t>
+      </w:r>
+      <w:proofErr w:type="spellStart"/>
+      <w:r>
+        <w:t>System.out.print</w:t>
+      </w:r>
+      <w:proofErr w:type="spellEnd"/>
+      <w:r>
+        <w:t>("Enter second number: ");</w:t>
+      </w:r>
+    </w:p>
+    <w:p>
+      <w:r>
+        <w:t xml:space="preserve">        int num2 = </w:t>
+      </w:r>
+      <w:proofErr w:type="spellStart"/>
+      <w:proofErr w:type="gramStart"/>
+      <w:r>
+        <w:t>sc.nextInt</w:t>
+      </w:r>
+      <w:proofErr w:type="spellEnd"/>
+      <w:proofErr w:type="gramEnd"/>
+      <w:r>
+        <w:t>();</w:t>
+      </w:r>
+    </w:p>
+    <w:p>
+      <w:r>
+        <w:t xml:space="preserve">        </w:t>
+      </w:r>
+      <w:proofErr w:type="spellStart"/>
+      <w:r>
+        <w:t>System.out.println</w:t>
+      </w:r>
+      <w:proofErr w:type="spellEnd"/>
+      <w:r>
+        <w:t>("Addition: " + (num1 + num2));</w:t>
+      </w:r>
+    </w:p>
+    <w:p>
+      <w:r>
+        <w:t xml:space="preserve">        </w:t>
+      </w:r>
+      <w:proofErr w:type="spellStart"/>
+      <w:r>
+        <w:t>System.out.println</w:t>
+      </w:r>
+      <w:proofErr w:type="spellEnd"/>
+      <w:r>
+        <w:t>("Subtraction: " + (num1 - num2));</w:t>
+      </w:r>
+    </w:p>
+    <w:p>
+      <w:r>
+        <w:t xml:space="preserve">        </w:t>
+      </w:r>
+      <w:proofErr w:type="spellStart"/>
+      <w:r>
+        <w:t>System.out.println</w:t>
+      </w:r>
+      <w:proofErr w:type="spellEnd"/>
+      <w:r>
+        <w:t>("Multiplication: " + (num1 * num2));</w:t>
+      </w:r>
+    </w:p>
+    <w:p>
+      <w:r>
+        <w:t xml:space="preserve">        </w:t>
+      </w:r>
+      <w:proofErr w:type="spellStart"/>
+      <w:r>
+        <w:t>System.out.println</w:t>
+      </w:r>
+      <w:proofErr w:type="spellEnd"/>
+      <w:r>
+        <w:t>("Division: " + (num1 / num2));</w:t>
+      </w:r>
+    </w:p>
+    <w:p>
+      <w:r>
+        <w:t xml:space="preserve">        </w:t>
+      </w:r>
+      <w:proofErr w:type="spellStart"/>
+      <w:proofErr w:type="gramStart"/>
+      <w:r>
+        <w:t>sc.close</w:t>
+      </w:r>
+      <w:proofErr w:type="spellEnd"/>
+      <w:proofErr w:type="gramEnd"/>
+      <w:r>
+        <w:t>();</w:t>
+      </w:r>
+    </w:p>
+    <w:p>
+      <w:r>
+        <w:t>    }</w:t>
+      </w:r>
+    </w:p>
+    <w:p>
+      <w:r>
+        <w:t>}</w:t>
+      </w:r>
+    </w:p>
+    <w:p/>
+    <w:p>
+      <w:pPr>
+        <w:rPr>
+          <w:b/>
+          <w:bCs/>
+        </w:rPr>
+      </w:pPr>
+      <w:r>
+        <w:rPr>
+          <w:b/>
+          <w:bCs/>
+        </w:rPr>
+        <w:t xml:space="preserve">Output: - </w:t>
+      </w:r>
+    </w:p>
+    <w:p>
+      <w:pPr>
+        <w:rPr>
+          <w:b/>
+          <w:bCs/>
+        </w:rPr>
+      </w:pPr>
+      <w:r>
+        <w:rPr>
+          <w:noProof/>
+        </w:rPr>
+        <w:lastRenderedPageBreak/>
+        <w:drawing>
+          <wp:inline distT="0" distB="0" distL="0" distR="0" wp14:anchorId="4EB9CE7D" wp14:editId="49336C26">
+            <wp:extent cx="2219048" cy="1057143"/>
+            <wp:effectExtent l="0" t="0" r="0" b="0"/>
+            <wp:docPr id="332798334" name="Picture 1"/>
+            <wp:cNvGraphicFramePr>
+              <a:graphicFrameLocks xmlns:a="http://schemas.openxmlformats.org/drawingml/2006/main" noChangeAspect="1"/>
+            </wp:cNvGraphicFramePr>
+            <a:graphic xmlns:a="http://schemas.openxmlformats.org/drawingml/2006/main">
+              <a:graphicData uri="http://schemas.openxmlformats.org/drawingml/2006/picture">
+                <pic:pic xmlns:pic="http://schemas.openxmlformats.org/drawingml/2006/picture">
+                  <pic:nvPicPr>
+                    <pic:cNvPr id="332798334" name=""/>
+                    <pic:cNvPicPr/>
+                  </pic:nvPicPr>
+                  <pic:blipFill>
+                    <a:blip r:embed="rId11"/>
+                    <a:stretch>
+                      <a:fillRect/>
+                    </a:stretch>
+                  </pic:blipFill>
+                  <pic:spPr>
+                    <a:xfrm>
+                      <a:off x="0" y="0"/>
+                      <a:ext cx="2219048" cy="1057143"/>
+                    </a:xfrm>
+                    <a:prstGeom prst="rect">
+                      <a:avLst/>
+                    </a:prstGeom>
+                  </pic:spPr>
+                </pic:pic>
+              </a:graphicData>
+            </a:graphic>
+          </wp:inline>
+        </w:drawing>
+      </w:r>
+    </w:p>
+    <w:p/>
+    <w:p>
+      <w:pPr>
+        <w:rPr>
+          <w:b/>
+          <w:bCs/>
+        </w:rPr>
+      </w:pPr>
+    </w:p>
+    <w:p>
       <w:pPr>
         <w:rPr>
           <w:b/>
@@ -7142,6 +9164,119 @@
     </w:lvl>
   </w:abstractNum>
   <w:abstractNum w:abstractNumId="1" w15:restartNumberingAfterBreak="0">
+    <w:nsid w:val="0E336A6E"/>
+    <w:multiLevelType w:val="multilevel"/>
+    <w:tmpl w:val="AFAE5CAA"/>
+    <w:lvl w:ilvl="0">
+      <w:start w:val="1"/>
+      <w:numFmt w:val="decimal"/>
+      <w:lvlText w:val="%1."/>
+      <w:lvlJc w:val="left"/>
+      <w:pPr>
+        <w:tabs>
+          <w:tab w:val="num" w:pos="720"/>
+        </w:tabs>
+        <w:ind w:left="720" w:hanging="360"/>
+      </w:pPr>
+    </w:lvl>
+    <w:lvl w:ilvl="1" w:tentative="1">
+      <w:start w:val="1"/>
+      <w:numFmt w:val="decimal"/>
+      <w:lvlText w:val="%2."/>
+      <w:lvlJc w:val="left"/>
+      <w:pPr>
+        <w:tabs>
+          <w:tab w:val="num" w:pos="1440"/>
+        </w:tabs>
+        <w:ind w:left="1440" w:hanging="360"/>
+      </w:pPr>
+    </w:lvl>
+    <w:lvl w:ilvl="2" w:tentative="1">
+      <w:start w:val="1"/>
+      <w:numFmt w:val="decimal"/>
+      <w:lvlText w:val="%3."/>
+      <w:lvlJc w:val="left"/>
+      <w:pPr>
+        <w:tabs>
+          <w:tab w:val="num" w:pos="2160"/>
+        </w:tabs>
+        <w:ind w:left="2160" w:hanging="360"/>
+      </w:pPr>
+    </w:lvl>
+    <w:lvl w:ilvl="3" w:tentative="1">
+      <w:start w:val="1"/>
+      <w:numFmt w:val="decimal"/>
+      <w:lvlText w:val="%4."/>
+      <w:lvlJc w:val="left"/>
+      <w:pPr>
+        <w:tabs>
+          <w:tab w:val="num" w:pos="2880"/>
+        </w:tabs>
+        <w:ind w:left="2880" w:hanging="360"/>
+      </w:pPr>
+    </w:lvl>
+    <w:lvl w:ilvl="4" w:tentative="1">
+      <w:start w:val="1"/>
+      <w:numFmt w:val="decimal"/>
+      <w:lvlText w:val="%5."/>
+      <w:lvlJc w:val="left"/>
+      <w:pPr>
+        <w:tabs>
+          <w:tab w:val="num" w:pos="3600"/>
+        </w:tabs>
+        <w:ind w:left="3600" w:hanging="360"/>
+      </w:pPr>
+    </w:lvl>
+    <w:lvl w:ilvl="5" w:tentative="1">
+      <w:start w:val="1"/>
+      <w:numFmt w:val="decimal"/>
+      <w:lvlText w:val="%6."/>
+      <w:lvlJc w:val="left"/>
+      <w:pPr>
+        <w:tabs>
+          <w:tab w:val="num" w:pos="4320"/>
+        </w:tabs>
+        <w:ind w:left="4320" w:hanging="360"/>
+      </w:pPr>
+    </w:lvl>
+    <w:lvl w:ilvl="6" w:tentative="1">
+      <w:start w:val="1"/>
+      <w:numFmt w:val="decimal"/>
+      <w:lvlText w:val="%7."/>
+      <w:lvlJc w:val="left"/>
+      <w:pPr>
+        <w:tabs>
+          <w:tab w:val="num" w:pos="5040"/>
+        </w:tabs>
+        <w:ind w:left="5040" w:hanging="360"/>
+      </w:pPr>
+    </w:lvl>
+    <w:lvl w:ilvl="7" w:tentative="1">
+      <w:start w:val="1"/>
+      <w:numFmt w:val="decimal"/>
+      <w:lvlText w:val="%8."/>
+      <w:lvlJc w:val="left"/>
+      <w:pPr>
+        <w:tabs>
+          <w:tab w:val="num" w:pos="5760"/>
+        </w:tabs>
+        <w:ind w:left="5760" w:hanging="360"/>
+      </w:pPr>
+    </w:lvl>
+    <w:lvl w:ilvl="8" w:tentative="1">
+      <w:start w:val="1"/>
+      <w:numFmt w:val="decimal"/>
+      <w:lvlText w:val="%9."/>
+      <w:lvlJc w:val="left"/>
+      <w:pPr>
+        <w:tabs>
+          <w:tab w:val="num" w:pos="6480"/>
+        </w:tabs>
+        <w:ind w:left="6480" w:hanging="360"/>
+      </w:pPr>
+    </w:lvl>
+  </w:abstractNum>
+  <w:abstractNum w:abstractNumId="2" w15:restartNumberingAfterBreak="0">
     <w:nsid w:val="13CF1A9E"/>
     <w:multiLevelType w:val="multilevel"/>
     <w:tmpl w:val="B10EF464"/>
@@ -7290,7 +9425,7 @@
       </w:rPr>
     </w:lvl>
   </w:abstractNum>
-  <w:abstractNum w:abstractNumId="2" w15:restartNumberingAfterBreak="0">
+  <w:abstractNum w:abstractNumId="3" w15:restartNumberingAfterBreak="0">
     <w:nsid w:val="1EB0798B"/>
     <w:multiLevelType w:val="hybridMultilevel"/>
     <w:tmpl w:val="BBC4CAB8"/>
@@ -7379,7 +9514,7 @@
       </w:pPr>
     </w:lvl>
   </w:abstractNum>
-  <w:abstractNum w:abstractNumId="3" w15:restartNumberingAfterBreak="0">
+  <w:abstractNum w:abstractNumId="4" w15:restartNumberingAfterBreak="0">
     <w:nsid w:val="23D144A4"/>
     <w:multiLevelType w:val="multilevel"/>
     <w:tmpl w:val="381CFA4A"/>
@@ -7528,7 +9663,7 @@
       </w:rPr>
     </w:lvl>
   </w:abstractNum>
-  <w:abstractNum w:abstractNumId="4" w15:restartNumberingAfterBreak="0">
+  <w:abstractNum w:abstractNumId="5" w15:restartNumberingAfterBreak="0">
     <w:nsid w:val="28336E5C"/>
     <w:multiLevelType w:val="hybridMultilevel"/>
     <w:tmpl w:val="74B6DD68"/>
@@ -7617,7 +9752,7 @@
       </w:pPr>
     </w:lvl>
   </w:abstractNum>
-  <w:abstractNum w:abstractNumId="5" w15:restartNumberingAfterBreak="0">
+  <w:abstractNum w:abstractNumId="6" w15:restartNumberingAfterBreak="0">
     <w:nsid w:val="44E13B06"/>
     <w:multiLevelType w:val="hybridMultilevel"/>
     <w:tmpl w:val="4F94422A"/>
@@ -7706,7 +9841,7 @@
       </w:pPr>
     </w:lvl>
   </w:abstractNum>
-  <w:abstractNum w:abstractNumId="6" w15:restartNumberingAfterBreak="0">
+  <w:abstractNum w:abstractNumId="7" w15:restartNumberingAfterBreak="0">
     <w:nsid w:val="49255D16"/>
     <w:multiLevelType w:val="multilevel"/>
     <w:tmpl w:val="9DDA2642"/>
@@ -7819,7 +9954,156 @@
       </w:pPr>
     </w:lvl>
   </w:abstractNum>
-  <w:abstractNum w:abstractNumId="7" w15:restartNumberingAfterBreak="0">
+  <w:abstractNum w:abstractNumId="8" w15:restartNumberingAfterBreak="0">
+    <w:nsid w:val="689C6C97"/>
+    <w:multiLevelType w:val="multilevel"/>
+    <w:tmpl w:val="4336C162"/>
+    <w:lvl w:ilvl="0">
+      <w:start w:val="1"/>
+      <w:numFmt w:val="bullet"/>
+      <w:lvlText w:val=""/>
+      <w:lvlJc w:val="left"/>
+      <w:pPr>
+        <w:tabs>
+          <w:tab w:val="num" w:pos="720"/>
+        </w:tabs>
+        <w:ind w:left="720" w:hanging="360"/>
+      </w:pPr>
+      <w:rPr>
+        <w:rFonts w:ascii="Symbol" w:hAnsi="Symbol" w:hint="default"/>
+        <w:sz w:val="20"/>
+      </w:rPr>
+    </w:lvl>
+    <w:lvl w:ilvl="1">
+      <w:start w:val="1"/>
+      <w:numFmt w:val="bullet"/>
+      <w:lvlText w:val="o"/>
+      <w:lvlJc w:val="left"/>
+      <w:pPr>
+        <w:tabs>
+          <w:tab w:val="num" w:pos="1440"/>
+        </w:tabs>
+        <w:ind w:left="1440" w:hanging="360"/>
+      </w:pPr>
+      <w:rPr>
+        <w:rFonts w:ascii="Courier New" w:hAnsi="Courier New" w:hint="default"/>
+        <w:sz w:val="20"/>
+      </w:rPr>
+    </w:lvl>
+    <w:lvl w:ilvl="2" w:tentative="1">
+      <w:start w:val="1"/>
+      <w:numFmt w:val="bullet"/>
+      <w:lvlText w:val=""/>
+      <w:lvlJc w:val="left"/>
+      <w:pPr>
+        <w:tabs>
+          <w:tab w:val="num" w:pos="2160"/>
+        </w:tabs>
+        <w:ind w:left="2160" w:hanging="360"/>
+      </w:pPr>
+      <w:rPr>
+        <w:rFonts w:ascii="Wingdings" w:hAnsi="Wingdings" w:hint="default"/>
+        <w:sz w:val="20"/>
+      </w:rPr>
+    </w:lvl>
+    <w:lvl w:ilvl="3" w:tentative="1">
+      <w:start w:val="1"/>
+      <w:numFmt w:val="bullet"/>
+      <w:lvlText w:val=""/>
+      <w:lvlJc w:val="left"/>
+      <w:pPr>
+        <w:tabs>
+          <w:tab w:val="num" w:pos="2880"/>
+        </w:tabs>
+        <w:ind w:left="2880" w:hanging="360"/>
+      </w:pPr>
+      <w:rPr>
+        <w:rFonts w:ascii="Wingdings" w:hAnsi="Wingdings" w:hint="default"/>
+        <w:sz w:val="20"/>
+      </w:rPr>
+    </w:lvl>
+    <w:lvl w:ilvl="4" w:tentative="1">
+      <w:start w:val="1"/>
+      <w:numFmt w:val="bullet"/>
+      <w:lvlText w:val=""/>
+      <w:lvlJc w:val="left"/>
+      <w:pPr>
+        <w:tabs>
+          <w:tab w:val="num" w:pos="3600"/>
+        </w:tabs>
+        <w:ind w:left="3600" w:hanging="360"/>
+      </w:pPr>
+      <w:rPr>
+        <w:rFonts w:ascii="Wingdings" w:hAnsi="Wingdings" w:hint="default"/>
+        <w:sz w:val="20"/>
+      </w:rPr>
+    </w:lvl>
+    <w:lvl w:ilvl="5" w:tentative="1">
+      <w:start w:val="1"/>
+      <w:numFmt w:val="bullet"/>
+      <w:lvlText w:val=""/>
+      <w:lvlJc w:val="left"/>
+      <w:pPr>
+        <w:tabs>
+          <w:tab w:val="num" w:pos="4320"/>
+        </w:tabs>
+        <w:ind w:left="4320" w:hanging="360"/>
+      </w:pPr>
+      <w:rPr>
+        <w:rFonts w:ascii="Wingdings" w:hAnsi="Wingdings" w:hint="default"/>
+        <w:sz w:val="20"/>
+      </w:rPr>
+    </w:lvl>
+    <w:lvl w:ilvl="6" w:tentative="1">
+      <w:start w:val="1"/>
+      <w:numFmt w:val="bullet"/>
+      <w:lvlText w:val=""/>
+      <w:lvlJc w:val="left"/>
+      <w:pPr>
+        <w:tabs>
+          <w:tab w:val="num" w:pos="5040"/>
+        </w:tabs>
+        <w:ind w:left="5040" w:hanging="360"/>
+      </w:pPr>
+      <w:rPr>
+        <w:rFonts w:ascii="Wingdings" w:hAnsi="Wingdings" w:hint="default"/>
+        <w:sz w:val="20"/>
+      </w:rPr>
+    </w:lvl>
+    <w:lvl w:ilvl="7" w:tentative="1">
+      <w:start w:val="1"/>
+      <w:numFmt w:val="bullet"/>
+      <w:lvlText w:val=""/>
+      <w:lvlJc w:val="left"/>
+      <w:pPr>
+        <w:tabs>
+          <w:tab w:val="num" w:pos="5760"/>
+        </w:tabs>
+        <w:ind w:left="5760" w:hanging="360"/>
+      </w:pPr>
+      <w:rPr>
+        <w:rFonts w:ascii="Wingdings" w:hAnsi="Wingdings" w:hint="default"/>
+        <w:sz w:val="20"/>
+      </w:rPr>
+    </w:lvl>
+    <w:lvl w:ilvl="8" w:tentative="1">
+      <w:start w:val="1"/>
+      <w:numFmt w:val="bullet"/>
+      <w:lvlText w:val=""/>
+      <w:lvlJc w:val="left"/>
+      <w:pPr>
+        <w:tabs>
+          <w:tab w:val="num" w:pos="6480"/>
+        </w:tabs>
+        <w:ind w:left="6480" w:hanging="360"/>
+      </w:pPr>
+      <w:rPr>
+        <w:rFonts w:ascii="Wingdings" w:hAnsi="Wingdings" w:hint="default"/>
+        <w:sz w:val="20"/>
+      </w:rPr>
+    </w:lvl>
+  </w:abstractNum>
+  <w:abstractNum w:abstractNumId="9" w15:restartNumberingAfterBreak="0">
     <w:nsid w:val="7E9C6A09"/>
     <w:multiLevelType w:val="multilevel"/>
     <w:tmpl w:val="59C697C6"/>
@@ -7969,28 +10253,34 @@
     </w:lvl>
   </w:abstractNum>
   <w:num w:numId="1" w16cid:durableId="558630525">
+    <w:abstractNumId w:val="6"/>
+  </w:num>
+  <w:num w:numId="2" w16cid:durableId="910963599">
     <w:abstractNumId w:val="5"/>
   </w:num>
-  <w:num w:numId="2" w16cid:durableId="910963599">
-    <w:abstractNumId w:val="4"/>
-  </w:num>
   <w:num w:numId="3" w16cid:durableId="1161776608">
-    <w:abstractNumId w:val="2"/>
+    <w:abstractNumId w:val="3"/>
   </w:num>
   <w:num w:numId="4" w16cid:durableId="1333993253">
     <w:abstractNumId w:val="0"/>
   </w:num>
   <w:num w:numId="5" w16cid:durableId="272131549">
+    <w:abstractNumId w:val="2"/>
+  </w:num>
+  <w:num w:numId="6" w16cid:durableId="1273823430">
+    <w:abstractNumId w:val="4"/>
+  </w:num>
+  <w:num w:numId="7" w16cid:durableId="310915257">
+    <w:abstractNumId w:val="7"/>
+  </w:num>
+  <w:num w:numId="8" w16cid:durableId="408625578">
+    <w:abstractNumId w:val="9"/>
+  </w:num>
+  <w:num w:numId="9" w16cid:durableId="678895679">
     <w:abstractNumId w:val="1"/>
   </w:num>
-  <w:num w:numId="6" w16cid:durableId="1273823430">
-    <w:abstractNumId w:val="3"/>
-  </w:num>
-  <w:num w:numId="7" w16cid:durableId="310915257">
-    <w:abstractNumId w:val="6"/>
-  </w:num>
-  <w:num w:numId="8" w16cid:durableId="408625578">
-    <w:abstractNumId w:val="7"/>
+  <w:num w:numId="10" w16cid:durableId="1048183727">
+    <w:abstractNumId w:val="8"/>
   </w:num>
 </w:numbering>
 </file>

--- a/TYBCA/Java/Java programming.docx
+++ b/TYBCA/Java/Java programming.docx
@@ -1,6 +1,6 @@
 
 <file path=word/document.xml><?xml version="1.0" encoding="utf-8"?>
-<w:document xmlns:wpc="http://schemas.microsoft.com/office/word/2010/wordprocessingCanvas" xmlns:cx="http://schemas.microsoft.com/office/drawing/2014/chartex" xmlns:cx1="http://schemas.microsoft.com/office/drawing/2015/9/8/chartex" xmlns:cx2="http://schemas.microsoft.com/office/drawing/2015/10/21/chartex" xmlns:cx3="http://schemas.microsoft.com/office/drawing/2016/5/9/chartex" xmlns:cx4="http://schemas.microsoft.com/office/drawing/2016/5/10/chartex" xmlns:cx5="http://schemas.microsoft.com/office/drawing/2016/5/11/chartex" xmlns:cx6="http://schemas.microsoft.com/office/drawing/2016/5/12/chartex" xmlns:cx7="http://schemas.microsoft.com/office/drawing/2016/5/13/chartex" xmlns:cx8="http://schemas.microsoft.com/office/drawing/2016/5/14/chartex" xmlns:mc="http://schemas.openxmlformats.org/markup-compatibility/2006" xmlns:aink="http://schemas.microsoft.com/office/drawing/2016/ink" xmlns:am3d="http://schemas.microsoft.com/office/drawing/2017/model3d" xmlns:o="urn:schemas-microsoft-com:office:office" xmlns:oel="http://schemas.microsoft.com/office/2019/extlst" xmlns:r="http://schemas.openxmlformats.org/officeDocument/2006/relationships" xmlns:m="http://schemas.openxmlformats.org/officeDocument/2006/math" xmlns:v="urn:schemas-microsoft-com:vml" xmlns:wp14="http://schemas.microsoft.com/office/word/2010/wordprocessingDrawing" xmlns:wp="http://schemas.openxmlformats.org/drawingml/2006/wordprocessingDrawing" xmlns:w10="urn:schemas-microsoft-com:office:word" xmlns:w="http://schemas.openxmlformats.org/wordprocessingml/2006/main" xmlns:w14="http://schemas.microsoft.com/office/word/2010/wordml" xmlns:w15="http://schemas.microsoft.com/office/word/2012/wordml" xmlns:w16cex="http://schemas.microsoft.com/office/word/2018/wordml/cex" xmlns:w16cid="http://schemas.microsoft.com/office/word/2016/wordml/cid" xmlns:w16="http://schemas.microsoft.com/office/word/2018/wordml" xmlns:w16du="http://schemas.microsoft.com/office/word/2023/wordml/word16du" xmlns:w16sdtdh="http://schemas.microsoft.com/office/word/2020/wordml/sdtdatahash" xmlns:w16sdtfl="http://schemas.microsoft.com/office/word/2024/wordml/sdtformatlock" xmlns:w16se="http://schemas.microsoft.com/office/word/2015/wordml/symex" xmlns:wpg="http://schemas.microsoft.com/office/word/2010/wordprocessingGroup" xmlns:wpi="http://schemas.microsoft.com/office/word/2010/wordprocessingInk" xmlns:wne="http://schemas.microsoft.com/office/word/2006/wordml" xmlns:wps="http://schemas.microsoft.com/office/word/2010/wordprocessingShape" mc:Ignorable="w14 w15 w16se w16cid w16 w16cex w16sdtdh w16sdtfl w16du wp14">
+<w:document xmlns:wpc="http://schemas.microsoft.com/office/word/2010/wordprocessingCanvas" xmlns:cx="http://schemas.microsoft.com/office/drawing/2014/chartex" xmlns:cx1="http://schemas.microsoft.com/office/drawing/2015/9/8/chartex" xmlns:cx2="http://schemas.microsoft.com/office/drawing/2015/10/21/chartex" xmlns:cx3="http://schemas.microsoft.com/office/drawing/2016/5/9/chartex" xmlns:cx4="http://schemas.microsoft.com/office/drawing/2016/5/10/chartex" xmlns:cx5="http://schemas.microsoft.com/office/drawing/2016/5/11/chartex" xmlns:cx6="http://schemas.microsoft.com/office/drawing/2016/5/12/chartex" xmlns:cx7="http://schemas.microsoft.com/office/drawing/2016/5/13/chartex" xmlns:cx8="http://schemas.microsoft.com/office/drawing/2016/5/14/chartex" xmlns:mc="http://schemas.openxmlformats.org/markup-compatibility/2006" xmlns:aink="http://schemas.microsoft.com/office/drawing/2016/ink" xmlns:am3d="http://schemas.microsoft.com/office/drawing/2017/model3d" xmlns:o="urn:schemas-microsoft-com:office:office" xmlns:oel="http://schemas.microsoft.com/office/2019/extlst" xmlns:r="http://schemas.openxmlformats.org/officeDocument/2006/relationships" xmlns:m="http://schemas.openxmlformats.org/officeDocument/2006/math" xmlns:v="urn:schemas-microsoft-com:vml" xmlns:wp14="http://schemas.microsoft.com/office/word/2010/wordprocessingDrawing" xmlns:wp="http://schemas.openxmlformats.org/drawingml/2006/wordprocessingDrawing" xmlns:w10="urn:schemas-microsoft-com:office:word" xmlns:w="http://schemas.openxmlformats.org/wordprocessingml/2006/main" xmlns:w14="http://schemas.microsoft.com/office/word/2010/wordml" xmlns:w15="http://schemas.microsoft.com/office/word/2012/wordml" xmlns:w16cei="http://schemas.microsoft.com/office/word/2026/wordml/cei" xmlns:w16cex="http://schemas.microsoft.com/office/word/2018/wordml/cex" xmlns:w16cid="http://schemas.microsoft.com/office/word/2016/wordml/cid" xmlns:w16="http://schemas.microsoft.com/office/word/2018/wordml" xmlns:w16du="http://schemas.microsoft.com/office/word/2023/wordml/word16du" xmlns:w16sdtdh="http://schemas.microsoft.com/office/word/2020/wordml/sdtdatahash" xmlns:w16sdtfl="http://schemas.microsoft.com/office/word/2024/wordml/sdtformatlock" xmlns:w16se="http://schemas.microsoft.com/office/word/2015/wordml/symex" xmlns:wpg="http://schemas.microsoft.com/office/word/2010/wordprocessingGroup" xmlns:wpi="http://schemas.microsoft.com/office/word/2010/wordprocessingInk" xmlns:wne="http://schemas.microsoft.com/office/word/2006/wordml" xmlns:wps="http://schemas.microsoft.com/office/word/2010/wordprocessingShape" mc:Ignorable="w14 w15 w16se w16cid w16 w16cex w16sdtdh w16sdtfl w16du wp14">
   <w:body>
     <w:p>
       <w:pPr>
@@ -8349,10 +8349,7 @@
     </w:p>
     <w:p>
       <w:r>
-        <w:t xml:space="preserve"> </w:t>
-      </w:r>
-      <w:r>
-        <w:t xml:space="preserve">import </w:t>
+        <w:t xml:space="preserve"> import </w:t>
       </w:r>
       <w:proofErr w:type="spellStart"/>
       <w:proofErr w:type="gramStart"/>
@@ -8578,6 +8575,7 @@
         <w:rPr>
           <w:b/>
           <w:bCs/>
+          <w:noProof/>
         </w:rPr>
         <w:drawing>
           <wp:inline distT="0" distB="0" distL="0" distR="0" wp14:anchorId="2C3BD2E4" wp14:editId="0E162E14">
@@ -8652,21 +8650,7 @@
           <w:b/>
           <w:bCs/>
         </w:rPr>
-        <w:t xml:space="preserve"> Write a program which accepts two numbers from user and perform </w:t>
-      </w:r>
-      <w:r>
-        <w:rPr>
-          <w:b/>
-          <w:bCs/>
-        </w:rPr>
-        <w:t>arithmetic</w:t>
-      </w:r>
-      <w:r>
-        <w:rPr>
-          <w:b/>
-          <w:bCs/>
-        </w:rPr>
-        <w:t xml:space="preserve"> operations on them</w:t>
+        <w:t> Write a program which accepts two numbers from user and perform arithmetic operations on them</w:t>
       </w:r>
     </w:p>
     <w:p>
@@ -9001,7 +8985,1252 @@
           <w:bCs/>
         </w:rPr>
       </w:pPr>
-    </w:p>
+      <w:r>
+        <w:rPr>
+          <w:b/>
+          <w:bCs/>
+        </w:rPr>
+        <w:t>Lecture 5: - 29/07/2026</w:t>
+      </w:r>
+    </w:p>
+    <w:p>
+      <w:pPr>
+        <w:rPr>
+          <w:b/>
+          <w:bCs/>
+        </w:rPr>
+      </w:pPr>
+    </w:p>
+    <w:p>
+      <w:pPr>
+        <w:rPr>
+          <w:b/>
+          <w:bCs/>
+        </w:rPr>
+      </w:pPr>
+      <w:r>
+        <w:rPr>
+          <w:b/>
+          <w:bCs/>
+        </w:rPr>
+        <w:t>Loops in Java</w:t>
+      </w:r>
+    </w:p>
+    <w:p>
+      <w:pPr>
+        <w:rPr>
+          <w:b/>
+          <w:bCs/>
+        </w:rPr>
+      </w:pPr>
+    </w:p>
+    <w:p>
+      <w:pPr>
+        <w:rPr>
+          <w:b/>
+          <w:bCs/>
+        </w:rPr>
+      </w:pPr>
+      <w:r>
+        <w:rPr>
+          <w:b/>
+          <w:bCs/>
+        </w:rPr>
+        <w:t>1. For loop.</w:t>
+      </w:r>
+    </w:p>
+    <w:p>
+      <w:r>
+        <w:rPr>
+          <w:b/>
+          <w:bCs/>
+        </w:rPr>
+        <w:t xml:space="preserve">Code: - </w:t>
+      </w:r>
+    </w:p>
+    <w:p>
+      <w:r>
+        <w:t xml:space="preserve">class </w:t>
+      </w:r>
+      <w:proofErr w:type="spellStart"/>
+      <w:r>
+        <w:t>ForLoop</w:t>
+      </w:r>
+      <w:proofErr w:type="spellEnd"/>
+    </w:p>
+    <w:p>
+      <w:r>
+        <w:t>{</w:t>
+      </w:r>
+    </w:p>
+    <w:p>
+      <w:r>
+        <w:t xml:space="preserve">    public static void </w:t>
+      </w:r>
+      <w:proofErr w:type="gramStart"/>
+      <w:r>
+        <w:t>main(String[</w:t>
+      </w:r>
+      <w:proofErr w:type="gramEnd"/>
+      <w:r>
+        <w:t xml:space="preserve">] </w:t>
+      </w:r>
+      <w:proofErr w:type="spellStart"/>
+      <w:r>
+        <w:t>args</w:t>
+      </w:r>
+      <w:proofErr w:type="spellEnd"/>
+      <w:r>
+        <w:t>)</w:t>
+      </w:r>
+    </w:p>
+    <w:p>
+      <w:r>
+        <w:t>    {</w:t>
+      </w:r>
+    </w:p>
+    <w:p>
+      <w:r>
+        <w:t xml:space="preserve">        </w:t>
+      </w:r>
+      <w:proofErr w:type="gramStart"/>
+      <w:r>
+        <w:t>for(</w:t>
+      </w:r>
+      <w:proofErr w:type="gramEnd"/>
+      <w:r>
+        <w:t xml:space="preserve">int </w:t>
+      </w:r>
+      <w:proofErr w:type="spellStart"/>
+      <w:r>
+        <w:t>i</w:t>
+      </w:r>
+      <w:proofErr w:type="spellEnd"/>
+      <w:r>
+        <w:t xml:space="preserve"> = 1; </w:t>
+      </w:r>
+      <w:proofErr w:type="spellStart"/>
+      <w:r>
+        <w:t>i</w:t>
+      </w:r>
+      <w:proofErr w:type="spellEnd"/>
+      <w:r>
+        <w:t xml:space="preserve"> &lt;= 10; </w:t>
+      </w:r>
+      <w:proofErr w:type="spellStart"/>
+      <w:r>
+        <w:t>i</w:t>
+      </w:r>
+      <w:proofErr w:type="spellEnd"/>
+      <w:r>
+        <w:t>++)</w:t>
+      </w:r>
+    </w:p>
+    <w:p>
+      <w:r>
+        <w:t>        {</w:t>
+      </w:r>
+    </w:p>
+    <w:p>
+      <w:r>
+        <w:t xml:space="preserve">            </w:t>
+      </w:r>
+      <w:proofErr w:type="spellStart"/>
+      <w:r>
+        <w:t>System.out.println</w:t>
+      </w:r>
+      <w:proofErr w:type="spellEnd"/>
+      <w:r>
+        <w:t>(</w:t>
+      </w:r>
+      <w:proofErr w:type="spellStart"/>
+      <w:r>
+        <w:t>i</w:t>
+      </w:r>
+      <w:proofErr w:type="spellEnd"/>
+      <w:r>
+        <w:t xml:space="preserve"> + " ");</w:t>
+      </w:r>
+    </w:p>
+    <w:p>
+      <w:r>
+        <w:t>        }</w:t>
+      </w:r>
+    </w:p>
+    <w:p>
+      <w:r>
+        <w:t>    }</w:t>
+      </w:r>
+    </w:p>
+    <w:p>
+      <w:r>
+        <w:t>}</w:t>
+      </w:r>
+    </w:p>
+    <w:p/>
+    <w:p/>
+    <w:p>
+      <w:pPr>
+        <w:rPr>
+          <w:b/>
+          <w:bCs/>
+        </w:rPr>
+      </w:pPr>
+    </w:p>
+    <w:p>
+      <w:pPr>
+        <w:rPr>
+          <w:b/>
+          <w:bCs/>
+        </w:rPr>
+      </w:pPr>
+      <w:r>
+        <w:rPr>
+          <w:b/>
+          <w:bCs/>
+        </w:rPr>
+        <w:lastRenderedPageBreak/>
+        <w:t xml:space="preserve">Output: - </w:t>
+      </w:r>
+    </w:p>
+    <w:p>
+      <w:pPr>
+        <w:rPr>
+          <w:b/>
+          <w:bCs/>
+        </w:rPr>
+      </w:pPr>
+      <w:r>
+        <w:rPr>
+          <w:b/>
+          <w:bCs/>
+        </w:rPr>
+        <w:drawing>
+          <wp:inline distT="0" distB="0" distL="0" distR="0" wp14:anchorId="40BB4274" wp14:editId="6AF13694">
+            <wp:extent cx="3972479" cy="2191056"/>
+            <wp:effectExtent l="0" t="0" r="0" b="0"/>
+            <wp:docPr id="394707478" name="Picture 1"/>
+            <wp:cNvGraphicFramePr>
+              <a:graphicFrameLocks xmlns:a="http://schemas.openxmlformats.org/drawingml/2006/main" noChangeAspect="1"/>
+            </wp:cNvGraphicFramePr>
+            <a:graphic xmlns:a="http://schemas.openxmlformats.org/drawingml/2006/main">
+              <a:graphicData uri="http://schemas.openxmlformats.org/drawingml/2006/picture">
+                <pic:pic xmlns:pic="http://schemas.openxmlformats.org/drawingml/2006/picture">
+                  <pic:nvPicPr>
+                    <pic:cNvPr id="394707478" name=""/>
+                    <pic:cNvPicPr/>
+                  </pic:nvPicPr>
+                  <pic:blipFill>
+                    <a:blip r:embed="rId12"/>
+                    <a:stretch>
+                      <a:fillRect/>
+                    </a:stretch>
+                  </pic:blipFill>
+                  <pic:spPr>
+                    <a:xfrm>
+                      <a:off x="0" y="0"/>
+                      <a:ext cx="3972479" cy="2191056"/>
+                    </a:xfrm>
+                    <a:prstGeom prst="rect">
+                      <a:avLst/>
+                    </a:prstGeom>
+                  </pic:spPr>
+                </pic:pic>
+              </a:graphicData>
+            </a:graphic>
+          </wp:inline>
+        </w:drawing>
+      </w:r>
+    </w:p>
+    <w:p>
+      <w:pPr>
+        <w:rPr>
+          <w:b/>
+          <w:bCs/>
+        </w:rPr>
+      </w:pPr>
+    </w:p>
+    <w:p>
+      <w:pPr>
+        <w:rPr>
+          <w:b/>
+          <w:bCs/>
+        </w:rPr>
+      </w:pPr>
+      <w:r>
+        <w:rPr>
+          <w:b/>
+          <w:bCs/>
+        </w:rPr>
+        <w:t xml:space="preserve">2. Enhanced </w:t>
+      </w:r>
+      <w:proofErr w:type="spellStart"/>
+      <w:r>
+        <w:rPr>
+          <w:b/>
+          <w:bCs/>
+        </w:rPr>
+        <w:t>ForLoop</w:t>
+      </w:r>
+      <w:proofErr w:type="spellEnd"/>
+      <w:r>
+        <w:rPr>
+          <w:b/>
+          <w:bCs/>
+        </w:rPr>
+        <w:t xml:space="preserve"> (For reach)</w:t>
+      </w:r>
+    </w:p>
+    <w:p>
+      <w:pPr>
+        <w:rPr>
+          <w:b/>
+          <w:bCs/>
+        </w:rPr>
+      </w:pPr>
+      <w:r>
+        <w:rPr>
+          <w:b/>
+          <w:bCs/>
+        </w:rPr>
+        <w:t xml:space="preserve">Code: - </w:t>
+      </w:r>
+    </w:p>
+    <w:p>
+      <w:r>
+        <w:t xml:space="preserve">class </w:t>
+      </w:r>
+      <w:proofErr w:type="spellStart"/>
+      <w:r>
+        <w:t>EnhancedForLoop</w:t>
+      </w:r>
+      <w:proofErr w:type="spellEnd"/>
+    </w:p>
+    <w:p>
+      <w:r>
+        <w:t>{</w:t>
+      </w:r>
+    </w:p>
+    <w:p>
+      <w:r>
+        <w:t xml:space="preserve">    public static void </w:t>
+      </w:r>
+      <w:proofErr w:type="gramStart"/>
+      <w:r>
+        <w:t>main(String[</w:t>
+      </w:r>
+      <w:proofErr w:type="gramEnd"/>
+      <w:r>
+        <w:t xml:space="preserve">] </w:t>
+      </w:r>
+      <w:proofErr w:type="spellStart"/>
+      <w:r>
+        <w:t>args</w:t>
+      </w:r>
+      <w:proofErr w:type="spellEnd"/>
+      <w:r>
+        <w:t>)</w:t>
+      </w:r>
+    </w:p>
+    <w:p>
+      <w:r>
+        <w:t>    {</w:t>
+      </w:r>
+    </w:p>
+    <w:p>
+      <w:r>
+        <w:t xml:space="preserve">        </w:t>
+      </w:r>
+      <w:proofErr w:type="gramStart"/>
+      <w:r>
+        <w:t>int[</w:t>
+      </w:r>
+      <w:proofErr w:type="gramEnd"/>
+      <w:r>
+        <w:t>] numbers = {1, 2, 3, 4, 5};</w:t>
+      </w:r>
+    </w:p>
+    <w:p>
+      <w:r>
+        <w:t xml:space="preserve">        </w:t>
+      </w:r>
+    </w:p>
+    <w:p>
+      <w:r>
+        <w:t xml:space="preserve">        </w:t>
+      </w:r>
+      <w:proofErr w:type="gramStart"/>
+      <w:r>
+        <w:t>for(</w:t>
+      </w:r>
+      <w:proofErr w:type="gramEnd"/>
+      <w:r>
+        <w:t xml:space="preserve">int </w:t>
+      </w:r>
+      <w:proofErr w:type="gramStart"/>
+      <w:r>
+        <w:t>num :</w:t>
+      </w:r>
+      <w:proofErr w:type="gramEnd"/>
+      <w:r>
+        <w:t xml:space="preserve"> numbers)</w:t>
+      </w:r>
+    </w:p>
+    <w:p>
+      <w:r>
+        <w:t>        {</w:t>
+      </w:r>
+    </w:p>
+    <w:p>
+      <w:r>
+        <w:t xml:space="preserve">            </w:t>
+      </w:r>
+      <w:proofErr w:type="spellStart"/>
+      <w:r>
+        <w:t>System.out.println</w:t>
+      </w:r>
+      <w:proofErr w:type="spellEnd"/>
+      <w:r>
+        <w:t>(num);</w:t>
+      </w:r>
+    </w:p>
+    <w:p>
+      <w:r>
+        <w:t>        }</w:t>
+      </w:r>
+    </w:p>
+    <w:p>
+      <w:r>
+        <w:t>    }</w:t>
+      </w:r>
+    </w:p>
+    <w:p>
+      <w:r>
+        <w:t>}</w:t>
+      </w:r>
+    </w:p>
+    <w:p>
+      <w:pPr>
+        <w:rPr>
+          <w:b/>
+          <w:bCs/>
+        </w:rPr>
+      </w:pPr>
+    </w:p>
+    <w:p>
+      <w:pPr>
+        <w:rPr>
+          <w:b/>
+          <w:bCs/>
+        </w:rPr>
+      </w:pPr>
+    </w:p>
+    <w:p>
+      <w:pPr>
+        <w:rPr>
+          <w:b/>
+          <w:bCs/>
+        </w:rPr>
+      </w:pPr>
+    </w:p>
+    <w:p>
+      <w:pPr>
+        <w:rPr>
+          <w:b/>
+          <w:bCs/>
+        </w:rPr>
+      </w:pPr>
+      <w:r>
+        <w:rPr>
+          <w:b/>
+          <w:bCs/>
+        </w:rPr>
+        <w:lastRenderedPageBreak/>
+        <w:t>3. While loop</w:t>
+      </w:r>
+    </w:p>
+    <w:p>
+      <w:pPr>
+        <w:rPr>
+          <w:b/>
+          <w:bCs/>
+        </w:rPr>
+      </w:pPr>
+      <w:r>
+        <w:rPr>
+          <w:b/>
+          <w:bCs/>
+        </w:rPr>
+        <w:t xml:space="preserve">Code: - </w:t>
+      </w:r>
+    </w:p>
+    <w:p>
+      <w:r>
+        <w:t xml:space="preserve">class </w:t>
+      </w:r>
+      <w:proofErr w:type="spellStart"/>
+      <w:r>
+        <w:t>WhileLoop</w:t>
+      </w:r>
+      <w:proofErr w:type="spellEnd"/>
+    </w:p>
+    <w:p>
+      <w:r>
+        <w:t>{</w:t>
+      </w:r>
+    </w:p>
+    <w:p>
+      <w:r>
+        <w:t xml:space="preserve">    public static void </w:t>
+      </w:r>
+      <w:proofErr w:type="gramStart"/>
+      <w:r>
+        <w:t>main(String[</w:t>
+      </w:r>
+      <w:proofErr w:type="gramEnd"/>
+      <w:r>
+        <w:t xml:space="preserve">] </w:t>
+      </w:r>
+      <w:proofErr w:type="spellStart"/>
+      <w:r>
+        <w:t>args</w:t>
+      </w:r>
+      <w:proofErr w:type="spellEnd"/>
+      <w:r>
+        <w:t>)</w:t>
+      </w:r>
+    </w:p>
+    <w:p>
+      <w:r>
+        <w:t>        {</w:t>
+      </w:r>
+    </w:p>
+    <w:p>
+      <w:r>
+        <w:t xml:space="preserve">            int </w:t>
+      </w:r>
+      <w:proofErr w:type="spellStart"/>
+      <w:r>
+        <w:t>i</w:t>
+      </w:r>
+      <w:proofErr w:type="spellEnd"/>
+      <w:r>
+        <w:t xml:space="preserve"> = 1;</w:t>
+      </w:r>
+    </w:p>
+    <w:p>
+      <w:r>
+        <w:t xml:space="preserve">            </w:t>
+      </w:r>
+      <w:proofErr w:type="gramStart"/>
+      <w:r>
+        <w:t>while(</w:t>
+      </w:r>
+      <w:proofErr w:type="spellStart"/>
+      <w:proofErr w:type="gramEnd"/>
+      <w:r>
+        <w:t>i</w:t>
+      </w:r>
+      <w:proofErr w:type="spellEnd"/>
+      <w:r>
+        <w:t xml:space="preserve"> &lt;= 10)</w:t>
+      </w:r>
+    </w:p>
+    <w:p>
+      <w:r>
+        <w:t>            {</w:t>
+      </w:r>
+    </w:p>
+    <w:p>
+      <w:r>
+        <w:t xml:space="preserve">                </w:t>
+      </w:r>
+      <w:proofErr w:type="spellStart"/>
+      <w:r>
+        <w:t>System.out.println</w:t>
+      </w:r>
+      <w:proofErr w:type="spellEnd"/>
+      <w:r>
+        <w:t>(</w:t>
+      </w:r>
+      <w:proofErr w:type="spellStart"/>
+      <w:r>
+        <w:t>i</w:t>
+      </w:r>
+      <w:proofErr w:type="spellEnd"/>
+      <w:r>
+        <w:t xml:space="preserve"> + " ");</w:t>
+      </w:r>
+    </w:p>
+    <w:p>
+      <w:r>
+        <w:t xml:space="preserve">                </w:t>
+      </w:r>
+      <w:proofErr w:type="spellStart"/>
+      <w:r>
+        <w:t>i</w:t>
+      </w:r>
+      <w:proofErr w:type="spellEnd"/>
+      <w:r>
+        <w:t>++;</w:t>
+      </w:r>
+    </w:p>
+    <w:p>
+      <w:r>
+        <w:t>            }</w:t>
+      </w:r>
+    </w:p>
+    <w:p>
+      <w:r>
+        <w:t xml:space="preserve">        }    </w:t>
+      </w:r>
+    </w:p>
+    <w:p>
+      <w:r>
+        <w:t>}</w:t>
+      </w:r>
+    </w:p>
+    <w:p>
+      <w:pPr>
+        <w:rPr>
+          <w:b/>
+          <w:bCs/>
+        </w:rPr>
+      </w:pPr>
+      <w:r>
+        <w:rPr>
+          <w:b/>
+          <w:bCs/>
+        </w:rPr>
+        <w:t xml:space="preserve">Output: - </w:t>
+      </w:r>
+    </w:p>
+    <w:p>
+      <w:pPr>
+        <w:rPr>
+          <w:b/>
+          <w:bCs/>
+        </w:rPr>
+      </w:pPr>
+      <w:r>
+        <w:rPr>
+          <w:b/>
+          <w:bCs/>
+        </w:rPr>
+        <w:drawing>
+          <wp:inline distT="0" distB="0" distL="0" distR="0" wp14:anchorId="04241C3E" wp14:editId="785C2859">
+            <wp:extent cx="2829320" cy="1600423"/>
+            <wp:effectExtent l="0" t="0" r="9525" b="0"/>
+            <wp:docPr id="1437402581" name="Picture 1"/>
+            <wp:cNvGraphicFramePr>
+              <a:graphicFrameLocks xmlns:a="http://schemas.openxmlformats.org/drawingml/2006/main" noChangeAspect="1"/>
+            </wp:cNvGraphicFramePr>
+            <a:graphic xmlns:a="http://schemas.openxmlformats.org/drawingml/2006/main">
+              <a:graphicData uri="http://schemas.openxmlformats.org/drawingml/2006/picture">
+                <pic:pic xmlns:pic="http://schemas.openxmlformats.org/drawingml/2006/picture">
+                  <pic:nvPicPr>
+                    <pic:cNvPr id="1437402581" name=""/>
+                    <pic:cNvPicPr/>
+                  </pic:nvPicPr>
+                  <pic:blipFill>
+                    <a:blip r:embed="rId13"/>
+                    <a:stretch>
+                      <a:fillRect/>
+                    </a:stretch>
+                  </pic:blipFill>
+                  <pic:spPr>
+                    <a:xfrm>
+                      <a:off x="0" y="0"/>
+                      <a:ext cx="2829320" cy="1600423"/>
+                    </a:xfrm>
+                    <a:prstGeom prst="rect">
+                      <a:avLst/>
+                    </a:prstGeom>
+                  </pic:spPr>
+                </pic:pic>
+              </a:graphicData>
+            </a:graphic>
+          </wp:inline>
+        </w:drawing>
+      </w:r>
+    </w:p>
+    <w:p>
+      <w:pPr>
+        <w:rPr>
+          <w:b/>
+          <w:bCs/>
+        </w:rPr>
+      </w:pPr>
+    </w:p>
+    <w:p>
+      <w:pPr>
+        <w:rPr>
+          <w:b/>
+          <w:bCs/>
+        </w:rPr>
+      </w:pPr>
+    </w:p>
+    <w:p>
+      <w:pPr>
+        <w:rPr>
+          <w:b/>
+          <w:bCs/>
+        </w:rPr>
+      </w:pPr>
+    </w:p>
+    <w:p>
+      <w:pPr>
+        <w:rPr>
+          <w:b/>
+          <w:bCs/>
+        </w:rPr>
+      </w:pPr>
+    </w:p>
+    <w:p>
+      <w:pPr>
+        <w:rPr>
+          <w:b/>
+          <w:bCs/>
+        </w:rPr>
+      </w:pPr>
+    </w:p>
+    <w:p>
+      <w:pPr>
+        <w:rPr>
+          <w:b/>
+          <w:bCs/>
+        </w:rPr>
+      </w:pPr>
+      <w:r>
+        <w:rPr>
+          <w:b/>
+          <w:bCs/>
+        </w:rPr>
+        <w:lastRenderedPageBreak/>
+        <w:t xml:space="preserve">4. Do-While-Loop: - </w:t>
+      </w:r>
+      <w:r>
+        <w:rPr>
+          <w:b/>
+          <w:bCs/>
+        </w:rPr>
+        <w:t xml:space="preserve">It ensures that </w:t>
+      </w:r>
+      <w:r>
+        <w:rPr>
+          <w:b/>
+          <w:bCs/>
+        </w:rPr>
+        <w:t xml:space="preserve">the code block executes at least once before checking the condition </w:t>
+      </w:r>
+    </w:p>
+    <w:p>
+      <w:pPr>
+        <w:rPr>
+          <w:b/>
+          <w:bCs/>
+        </w:rPr>
+      </w:pPr>
+    </w:p>
+    <w:p>
+      <w:pPr>
+        <w:rPr>
+          <w:b/>
+          <w:bCs/>
+        </w:rPr>
+      </w:pPr>
+      <w:r>
+        <w:rPr>
+          <w:b/>
+          <w:bCs/>
+        </w:rPr>
+        <w:t xml:space="preserve">Code: - </w:t>
+      </w:r>
+    </w:p>
+    <w:p>
+      <w:r>
+        <w:t xml:space="preserve">class </w:t>
+      </w:r>
+      <w:proofErr w:type="spellStart"/>
+      <w:r>
+        <w:t>DoWhileLoop</w:t>
+      </w:r>
+      <w:proofErr w:type="spellEnd"/>
+    </w:p>
+    <w:p>
+      <w:r>
+        <w:t>{</w:t>
+      </w:r>
+    </w:p>
+    <w:p>
+      <w:r>
+        <w:t xml:space="preserve">    public static void </w:t>
+      </w:r>
+      <w:proofErr w:type="gramStart"/>
+      <w:r>
+        <w:t>main(String[</w:t>
+      </w:r>
+      <w:proofErr w:type="gramEnd"/>
+      <w:r>
+        <w:t xml:space="preserve">] </w:t>
+      </w:r>
+      <w:proofErr w:type="spellStart"/>
+      <w:r>
+        <w:t>args</w:t>
+      </w:r>
+      <w:proofErr w:type="spellEnd"/>
+      <w:r>
+        <w:t>)</w:t>
+      </w:r>
+    </w:p>
+    <w:p>
+      <w:r>
+        <w:t>    {</w:t>
+      </w:r>
+    </w:p>
+    <w:p>
+      <w:r>
+        <w:t xml:space="preserve">        int </w:t>
+      </w:r>
+      <w:proofErr w:type="spellStart"/>
+      <w:r>
+        <w:t>i</w:t>
+      </w:r>
+      <w:proofErr w:type="spellEnd"/>
+      <w:r>
+        <w:t xml:space="preserve"> = 1;</w:t>
+      </w:r>
+    </w:p>
+    <w:p>
+      <w:r>
+        <w:t>        do</w:t>
+      </w:r>
+    </w:p>
+    <w:p>
+      <w:r>
+        <w:t>        {</w:t>
+      </w:r>
+    </w:p>
+    <w:p>
+      <w:r>
+        <w:t xml:space="preserve">            </w:t>
+      </w:r>
+      <w:proofErr w:type="spellStart"/>
+      <w:r>
+        <w:t>System.out.println</w:t>
+      </w:r>
+      <w:proofErr w:type="spellEnd"/>
+      <w:r>
+        <w:t>(</w:t>
+      </w:r>
+      <w:proofErr w:type="spellStart"/>
+      <w:r>
+        <w:t>i</w:t>
+      </w:r>
+      <w:proofErr w:type="spellEnd"/>
+      <w:r>
+        <w:t xml:space="preserve"> + " ");</w:t>
+      </w:r>
+    </w:p>
+    <w:p>
+      <w:r>
+        <w:t xml:space="preserve">            </w:t>
+      </w:r>
+      <w:proofErr w:type="spellStart"/>
+      <w:r>
+        <w:t>i</w:t>
+      </w:r>
+      <w:proofErr w:type="spellEnd"/>
+      <w:r>
+        <w:t>++;</w:t>
+      </w:r>
+    </w:p>
+    <w:p>
+      <w:r>
+        <w:t xml:space="preserve">        } </w:t>
+      </w:r>
+      <w:proofErr w:type="gramStart"/>
+      <w:r>
+        <w:t>while(</w:t>
+      </w:r>
+      <w:proofErr w:type="spellStart"/>
+      <w:proofErr w:type="gramEnd"/>
+      <w:r>
+        <w:t>i</w:t>
+      </w:r>
+      <w:proofErr w:type="spellEnd"/>
+      <w:r>
+        <w:t xml:space="preserve"> &lt;= 10);</w:t>
+      </w:r>
+    </w:p>
+    <w:p>
+      <w:r>
+        <w:t>    }</w:t>
+      </w:r>
+    </w:p>
+    <w:p>
+      <w:r>
+        <w:t>}</w:t>
+      </w:r>
+    </w:p>
+    <w:p/>
+    <w:p>
+      <w:pPr>
+        <w:rPr>
+          <w:b/>
+          <w:bCs/>
+        </w:rPr>
+      </w:pPr>
+      <w:r>
+        <w:rPr>
+          <w:b/>
+          <w:bCs/>
+        </w:rPr>
+        <w:t xml:space="preserve">Output: - </w:t>
+      </w:r>
+      <w:r>
+        <w:rPr>
+          <w:b/>
+          <w:bCs/>
+        </w:rPr>
+        <w:tab/>
+      </w:r>
+    </w:p>
+    <w:p>
+      <w:pPr>
+        <w:rPr>
+          <w:b/>
+          <w:bCs/>
+        </w:rPr>
+      </w:pPr>
+      <w:r>
+        <w:rPr>
+          <w:noProof/>
+        </w:rPr>
+        <w:drawing>
+          <wp:inline distT="0" distB="0" distL="0" distR="0" wp14:anchorId="19AF6D5F" wp14:editId="7A039E6A">
+            <wp:extent cx="2828571" cy="1600000"/>
+            <wp:effectExtent l="0" t="0" r="0" b="635"/>
+            <wp:docPr id="1634578575" name="Picture 1"/>
+            <wp:cNvGraphicFramePr>
+              <a:graphicFrameLocks xmlns:a="http://schemas.openxmlformats.org/drawingml/2006/main" noChangeAspect="1"/>
+            </wp:cNvGraphicFramePr>
+            <a:graphic xmlns:a="http://schemas.openxmlformats.org/drawingml/2006/main">
+              <a:graphicData uri="http://schemas.openxmlformats.org/drawingml/2006/picture">
+                <pic:pic xmlns:pic="http://schemas.openxmlformats.org/drawingml/2006/picture">
+                  <pic:nvPicPr>
+                    <pic:cNvPr id="1634578575" name=""/>
+                    <pic:cNvPicPr/>
+                  </pic:nvPicPr>
+                  <pic:blipFill>
+                    <a:blip r:embed="rId14"/>
+                    <a:stretch>
+                      <a:fillRect/>
+                    </a:stretch>
+                  </pic:blipFill>
+                  <pic:spPr>
+                    <a:xfrm>
+                      <a:off x="0" y="0"/>
+                      <a:ext cx="2828571" cy="1600000"/>
+                    </a:xfrm>
+                    <a:prstGeom prst="rect">
+                      <a:avLst/>
+                    </a:prstGeom>
+                  </pic:spPr>
+                </pic:pic>
+              </a:graphicData>
+            </a:graphic>
+          </wp:inline>
+        </w:drawing>
+      </w:r>
+    </w:p>
+    <w:p>
+      <w:pPr>
+        <w:rPr>
+          <w:b/>
+          <w:bCs/>
+        </w:rPr>
+      </w:pPr>
+    </w:p>
+    <w:p>
+      <w:pPr>
+        <w:rPr>
+          <w:b/>
+          <w:bCs/>
+        </w:rPr>
+      </w:pPr>
+    </w:p>
+    <w:p>
+      <w:pPr>
+        <w:rPr>
+          <w:b/>
+          <w:bCs/>
+        </w:rPr>
+      </w:pPr>
+    </w:p>
+    <w:p>
+      <w:r>
+        <w:rPr>
+          <w:b/>
+          <w:bCs/>
+        </w:rPr>
+        <w:lastRenderedPageBreak/>
+        <w:t>Arrays in Java</w:t>
+      </w:r>
+      <w:r>
+        <w:rPr>
+          <w:b/>
+          <w:bCs/>
+        </w:rPr>
+        <w:t xml:space="preserve">: - </w:t>
+      </w:r>
+      <w:r>
+        <w:t>Are one of the most fundamental data structures, that allows us to store multiple values of the same data type in a single variable. They are use for storing and managing collection of data</w:t>
+      </w:r>
+      <w:r>
+        <w:t xml:space="preserve"> </w:t>
+      </w:r>
+    </w:p>
+    <w:p>
+      <w:r>
+        <w:t xml:space="preserve">For </w:t>
+      </w:r>
+      <w:r>
+        <w:rPr>
+          <w:b/>
+          <w:bCs/>
+        </w:rPr>
+        <w:t xml:space="preserve">Primitive Arrays, </w:t>
+      </w:r>
+      <w:r>
+        <w:t>elements are store in a contiguous memory location</w:t>
+      </w:r>
+      <w:r>
+        <w:t xml:space="preserve">, </w:t>
+      </w:r>
+    </w:p>
+    <w:p>
+      <w:r>
+        <w:t xml:space="preserve">For </w:t>
+      </w:r>
+      <w:r>
+        <w:rPr>
+          <w:b/>
+          <w:bCs/>
+        </w:rPr>
+        <w:t>non-primitive</w:t>
+      </w:r>
+      <w:r>
+        <w:rPr>
+          <w:b/>
+          <w:bCs/>
+        </w:rPr>
+        <w:t xml:space="preserve">, </w:t>
+      </w:r>
+      <w:r>
+        <w:t>references are store at contiguous memory locations, but the actual objects may be at different locations in the memory</w:t>
+      </w:r>
+    </w:p>
+    <w:p>
+      <w:pPr>
+        <w:rPr>
+          <w:b/>
+          <w:bCs/>
+        </w:rPr>
+      </w:pPr>
+      <w:r>
+        <w:rPr>
+          <w:b/>
+          <w:bCs/>
+        </w:rPr>
+        <w:t xml:space="preserve">Example: - </w:t>
+      </w:r>
+    </w:p>
+    <w:p>
+      <w:r>
+        <w:t xml:space="preserve">public class </w:t>
+      </w:r>
+      <w:proofErr w:type="spellStart"/>
+      <w:r>
+        <w:t>ArrayDemo</w:t>
+      </w:r>
+      <w:proofErr w:type="spellEnd"/>
+    </w:p>
+    <w:p>
+      <w:r>
+        <w:t>{</w:t>
+      </w:r>
+    </w:p>
+    <w:p>
+      <w:r>
+        <w:t xml:space="preserve">    public static void </w:t>
+      </w:r>
+      <w:proofErr w:type="gramStart"/>
+      <w:r>
+        <w:t>main(</w:t>
+      </w:r>
+      <w:proofErr w:type="gramEnd"/>
+      <w:r>
+        <w:t xml:space="preserve">String </w:t>
+      </w:r>
+      <w:proofErr w:type="spellStart"/>
+      <w:proofErr w:type="gramStart"/>
+      <w:r>
+        <w:t>args</w:t>
+      </w:r>
+      <w:proofErr w:type="spellEnd"/>
+      <w:r>
+        <w:t>[</w:t>
+      </w:r>
+      <w:proofErr w:type="gramEnd"/>
+      <w:r>
+        <w:t>])</w:t>
+      </w:r>
+    </w:p>
+    <w:p>
+      <w:r>
+        <w:t>    {</w:t>
+      </w:r>
+    </w:p>
+    <w:p>
+      <w:r>
+        <w:t>        // initialize array</w:t>
+      </w:r>
+    </w:p>
+    <w:p>
+      <w:r>
+        <w:t xml:space="preserve">        </w:t>
+      </w:r>
+      <w:proofErr w:type="gramStart"/>
+      <w:r>
+        <w:t>int[</w:t>
+      </w:r>
+      <w:proofErr w:type="gramEnd"/>
+      <w:r>
+        <w:t xml:space="preserve">] </w:t>
+      </w:r>
+      <w:proofErr w:type="spellStart"/>
+      <w:r>
+        <w:t>arr</w:t>
+      </w:r>
+      <w:proofErr w:type="spellEnd"/>
+      <w:r>
+        <w:t xml:space="preserve"> = {1,2,3,4,5};</w:t>
+      </w:r>
+    </w:p>
+    <w:p>
+      <w:r>
+        <w:t>        //size of array</w:t>
+      </w:r>
+    </w:p>
+    <w:p>
+      <w:r>
+        <w:t xml:space="preserve">        int n = </w:t>
+      </w:r>
+      <w:proofErr w:type="spellStart"/>
+      <w:proofErr w:type="gramStart"/>
+      <w:r>
+        <w:t>arr.length</w:t>
+      </w:r>
+      <w:proofErr w:type="spellEnd"/>
+      <w:proofErr w:type="gramEnd"/>
+      <w:r>
+        <w:t>;</w:t>
+      </w:r>
+    </w:p>
+    <w:p>
+      <w:r>
+        <w:t>        // traversing array elements</w:t>
+      </w:r>
+    </w:p>
+    <w:p>
+      <w:r>
+        <w:t xml:space="preserve">        </w:t>
+      </w:r>
+      <w:proofErr w:type="gramStart"/>
+      <w:r>
+        <w:t>for(</w:t>
+      </w:r>
+      <w:proofErr w:type="gramEnd"/>
+      <w:r>
+        <w:t xml:space="preserve">int </w:t>
+      </w:r>
+      <w:proofErr w:type="spellStart"/>
+      <w:r>
+        <w:t>i</w:t>
+      </w:r>
+      <w:proofErr w:type="spellEnd"/>
+      <w:r>
+        <w:t xml:space="preserve"> = 0; </w:t>
+      </w:r>
+      <w:proofErr w:type="spellStart"/>
+      <w:r>
+        <w:t>i</w:t>
+      </w:r>
+      <w:proofErr w:type="spellEnd"/>
+      <w:r>
+        <w:t xml:space="preserve"> &lt; n; </w:t>
+      </w:r>
+      <w:proofErr w:type="spellStart"/>
+      <w:r>
+        <w:t>i</w:t>
+      </w:r>
+      <w:proofErr w:type="spellEnd"/>
+      <w:r>
+        <w:t>++)</w:t>
+      </w:r>
+    </w:p>
+    <w:p>
+      <w:r>
+        <w:t xml:space="preserve">        </w:t>
+      </w:r>
+    </w:p>
+    <w:p>
+      <w:r>
+        <w:t xml:space="preserve">            </w:t>
+      </w:r>
+      <w:proofErr w:type="spellStart"/>
+      <w:r>
+        <w:t>System.out.println</w:t>
+      </w:r>
+      <w:proofErr w:type="spellEnd"/>
+      <w:r>
+        <w:t>(</w:t>
+      </w:r>
+      <w:proofErr w:type="spellStart"/>
+      <w:r>
+        <w:t>arr</w:t>
+      </w:r>
+      <w:proofErr w:type="spellEnd"/>
+      <w:r>
+        <w:t>[</w:t>
+      </w:r>
+      <w:proofErr w:type="spellStart"/>
+      <w:r>
+        <w:t>i</w:t>
+      </w:r>
+      <w:proofErr w:type="spellEnd"/>
+      <w:r>
+        <w:t>] + " ");</w:t>
+      </w:r>
+    </w:p>
+    <w:p>
+      <w:r>
+        <w:t xml:space="preserve">        </w:t>
+      </w:r>
+    </w:p>
+    <w:p>
+      <w:r>
+        <w:t>    }</w:t>
+      </w:r>
+    </w:p>
+    <w:p>
+      <w:r>
+        <w:t>}</w:t>
+      </w:r>
+    </w:p>
+    <w:p/>
+    <w:p/>
     <w:sectPr>
       <w:pgSz w:w="12240" w:h="15840"/>
       <w:pgMar w:top="1440" w:right="1440" w:bottom="1440" w:left="1440" w:header="720" w:footer="720" w:gutter="0"/>
@@ -9013,7 +10242,7 @@
 </file>
 
 <file path=word/numbering.xml><?xml version="1.0" encoding="utf-8"?>
-<w:numbering xmlns:wpc="http://schemas.microsoft.com/office/word/2010/wordprocessingCanvas" xmlns:cx="http://schemas.microsoft.com/office/drawing/2014/chartex" xmlns:cx1="http://schemas.microsoft.com/office/drawing/2015/9/8/chartex" xmlns:cx2="http://schemas.microsoft.com/office/drawing/2015/10/21/chartex" xmlns:cx3="http://schemas.microsoft.com/office/drawing/2016/5/9/chartex" xmlns:cx4="http://schemas.microsoft.com/office/drawing/2016/5/10/chartex" xmlns:cx5="http://schemas.microsoft.com/office/drawing/2016/5/11/chartex" xmlns:cx6="http://schemas.microsoft.com/office/drawing/2016/5/12/chartex" xmlns:cx7="http://schemas.microsoft.com/office/drawing/2016/5/13/chartex" xmlns:cx8="http://schemas.microsoft.com/office/drawing/2016/5/14/chartex" xmlns:mc="http://schemas.openxmlformats.org/markup-compatibility/2006" xmlns:aink="http://schemas.microsoft.com/office/drawing/2016/ink" xmlns:am3d="http://schemas.microsoft.com/office/drawing/2017/model3d" xmlns:o="urn:schemas-microsoft-com:office:office" xmlns:oel="http://schemas.microsoft.com/office/2019/extlst" xmlns:r="http://schemas.openxmlformats.org/officeDocument/2006/relationships" xmlns:m="http://schemas.openxmlformats.org/officeDocument/2006/math" xmlns:v="urn:schemas-microsoft-com:vml" xmlns:wp14="http://schemas.microsoft.com/office/word/2010/wordprocessingDrawing" xmlns:wp="http://schemas.openxmlformats.org/drawingml/2006/wordprocessingDrawing" xmlns:w10="urn:schemas-microsoft-com:office:word" xmlns:w="http://schemas.openxmlformats.org/wordprocessingml/2006/main" xmlns:w14="http://schemas.microsoft.com/office/word/2010/wordml" xmlns:w15="http://schemas.microsoft.com/office/word/2012/wordml" xmlns:w16cex="http://schemas.microsoft.com/office/word/2018/wordml/cex" xmlns:w16cid="http://schemas.microsoft.com/office/word/2016/wordml/cid" xmlns:w16="http://schemas.microsoft.com/office/word/2018/wordml" xmlns:w16du="http://schemas.microsoft.com/office/word/2023/wordml/word16du" xmlns:w16sdtdh="http://schemas.microsoft.com/office/word/2020/wordml/sdtdatahash" xmlns:w16sdtfl="http://schemas.microsoft.com/office/word/2024/wordml/sdtformatlock" xmlns:w16se="http://schemas.microsoft.com/office/word/2015/wordml/symex" xmlns:wpg="http://schemas.microsoft.com/office/word/2010/wordprocessingGroup" xmlns:wpi="http://schemas.microsoft.com/office/word/2010/wordprocessingInk" xmlns:wne="http://schemas.microsoft.com/office/word/2006/wordml" xmlns:wps="http://schemas.microsoft.com/office/word/2010/wordprocessingShape" mc:Ignorable="w14 w15 w16se w16cid w16 w16cex w16sdtdh w16sdtfl w16du wp14">
+<w:numbering xmlns:wpc="http://schemas.microsoft.com/office/word/2010/wordprocessingCanvas" xmlns:cx="http://schemas.microsoft.com/office/drawing/2014/chartex" xmlns:cx1="http://schemas.microsoft.com/office/drawing/2015/9/8/chartex" xmlns:cx2="http://schemas.microsoft.com/office/drawing/2015/10/21/chartex" xmlns:cx3="http://schemas.microsoft.com/office/drawing/2016/5/9/chartex" xmlns:cx4="http://schemas.microsoft.com/office/drawing/2016/5/10/chartex" xmlns:cx5="http://schemas.microsoft.com/office/drawing/2016/5/11/chartex" xmlns:cx6="http://schemas.microsoft.com/office/drawing/2016/5/12/chartex" xmlns:cx7="http://schemas.microsoft.com/office/drawing/2016/5/13/chartex" xmlns:cx8="http://schemas.microsoft.com/office/drawing/2016/5/14/chartex" xmlns:mc="http://schemas.openxmlformats.org/markup-compatibility/2006" xmlns:aink="http://schemas.microsoft.com/office/drawing/2016/ink" xmlns:am3d="http://schemas.microsoft.com/office/drawing/2017/model3d" xmlns:o="urn:schemas-microsoft-com:office:office" xmlns:oel="http://schemas.microsoft.com/office/2019/extlst" xmlns:r="http://schemas.openxmlformats.org/officeDocument/2006/relationships" xmlns:m="http://schemas.openxmlformats.org/officeDocument/2006/math" xmlns:v="urn:schemas-microsoft-com:vml" xmlns:wp14="http://schemas.microsoft.com/office/word/2010/wordprocessingDrawing" xmlns:wp="http://schemas.openxmlformats.org/drawingml/2006/wordprocessingDrawing" xmlns:w10="urn:schemas-microsoft-com:office:word" xmlns:w="http://schemas.openxmlformats.org/wordprocessingml/2006/main" xmlns:w14="http://schemas.microsoft.com/office/word/2010/wordml" xmlns:w15="http://schemas.microsoft.com/office/word/2012/wordml" xmlns:w16cei="http://schemas.microsoft.com/office/word/2026/wordml/cei" xmlns:w16cex="http://schemas.microsoft.com/office/word/2018/wordml/cex" xmlns:w16cid="http://schemas.microsoft.com/office/word/2016/wordml/cid" xmlns:w16="http://schemas.microsoft.com/office/word/2018/wordml" xmlns:w16du="http://schemas.microsoft.com/office/word/2023/wordml/word16du" xmlns:w16sdtdh="http://schemas.microsoft.com/office/word/2020/wordml/sdtdatahash" xmlns:w16sdtfl="http://schemas.microsoft.com/office/word/2024/wordml/sdtformatlock" xmlns:w16se="http://schemas.microsoft.com/office/word/2015/wordml/symex" xmlns:wpg="http://schemas.microsoft.com/office/word/2010/wordprocessingGroup" xmlns:wpi="http://schemas.microsoft.com/office/word/2010/wordprocessingInk" xmlns:wne="http://schemas.microsoft.com/office/word/2006/wordml" xmlns:wps="http://schemas.microsoft.com/office/word/2010/wordprocessingShape" mc:Ignorable="w14 w15 w16se w16cid w16 w16cex w16sdtdh w16sdtfl w16du wp14">
   <w:abstractNum w:abstractNumId="0" w15:restartNumberingAfterBreak="0">
     <w:nsid w:val="08391B0D"/>
     <w:multiLevelType w:val="multilevel"/>

--- a/TYBCA/Java/Java programming.docx
+++ b/TYBCA/Java/Java programming.docx
@@ -9204,6 +9204,7 @@
         <w:rPr>
           <w:b/>
           <w:bCs/>
+          <w:noProof/>
         </w:rPr>
         <w:drawing>
           <wp:inline distT="0" distB="0" distL="0" distR="0" wp14:anchorId="40BB4274" wp14:editId="6AF13694">
@@ -9616,6 +9617,7 @@
         <w:rPr>
           <w:b/>
           <w:bCs/>
+          <w:noProof/>
         </w:rPr>
         <w:drawing>
           <wp:inline distT="0" distB="0" distL="0" distR="0" wp14:anchorId="04241C3E" wp14:editId="785C2859">
@@ -9985,7 +9987,15 @@
         <w:t xml:space="preserve">: - </w:t>
       </w:r>
       <w:r>
-        <w:t>Are one of the most fundamental data structures, that allows us to store multiple values of the same data type in a single variable. They are use for storing and managing collection of data</w:t>
+        <w:t xml:space="preserve">Are one of the most fundamental data structures, that allows us to store multiple values of the same data type in a single variable. They are </w:t>
+      </w:r>
+      <w:proofErr w:type="spellStart"/>
+      <w:r>
+        <w:t>use</w:t>
+      </w:r>
+      <w:proofErr w:type="spellEnd"/>
+      <w:r>
+        <w:t xml:space="preserve"> for storing and managing collection of data</w:t>
       </w:r>
       <w:r>
         <w:t xml:space="preserve"> </w:t>
@@ -10228,9 +10238,400 @@
       <w:r>
         <w:t>}</w:t>
       </w:r>
+    </w:p>
+    <w:p/>
+    <w:p>
+      <w:r>
+        <w:t xml:space="preserve">Types of arrays in </w:t>
+      </w:r>
+      <w:proofErr w:type="gramStart"/>
+      <w:r>
+        <w:t>java :</w:t>
+      </w:r>
+      <w:proofErr w:type="gramEnd"/>
+    </w:p>
+    <w:p>
+      <w:r>
+        <w:t>1d array</w:t>
+      </w:r>
+    </w:p>
+    <w:p>
+      <w:r>
+        <w:t>2d array</w:t>
+      </w:r>
+    </w:p>
+    <w:p>
+      <w:r>
+        <w:t>Multi-d array</w:t>
+      </w:r>
+    </w:p>
+    <w:p>
+      <w:pPr>
+        <w:rPr>
+          <w:b/>
+          <w:bCs/>
+        </w:rPr>
+      </w:pPr>
+      <w:r>
+        <w:rPr>
+          <w:b/>
+          <w:bCs/>
+        </w:rPr>
+        <w:lastRenderedPageBreak/>
+        <w:t xml:space="preserve">Q. Write a java program which </w:t>
+      </w:r>
+      <w:r>
+        <w:rPr>
+          <w:b/>
+          <w:bCs/>
+        </w:rPr>
+        <w:t>declares array</w:t>
+      </w:r>
+      <w:r>
+        <w:rPr>
+          <w:b/>
+          <w:bCs/>
+        </w:rPr>
+        <w:t xml:space="preserve"> of 5 int and display the sum of elements of an array </w:t>
+      </w:r>
+      <w:r>
+        <w:rPr>
+          <w:b/>
+          <w:bCs/>
+        </w:rPr>
+        <w:t xml:space="preserve"> </w:t>
+      </w:r>
+    </w:p>
+    <w:p>
+      <w:pPr>
+        <w:rPr>
+          <w:b/>
+          <w:bCs/>
+        </w:rPr>
+      </w:pPr>
+    </w:p>
+    <w:p>
+      <w:pPr>
+        <w:rPr>
+          <w:b/>
+          <w:bCs/>
+        </w:rPr>
+      </w:pPr>
+      <w:r>
+        <w:rPr>
+          <w:b/>
+          <w:bCs/>
+        </w:rPr>
+        <w:t xml:space="preserve">Code: - </w:t>
+      </w:r>
+    </w:p>
+    <w:p>
+      <w:r>
+        <w:t xml:space="preserve">public class </w:t>
+      </w:r>
+      <w:proofErr w:type="spellStart"/>
+      <w:r>
+        <w:t>arraysumm</w:t>
+      </w:r>
+      <w:proofErr w:type="spellEnd"/>
+    </w:p>
+    <w:p>
+      <w:r>
+        <w:t>{</w:t>
+      </w:r>
+    </w:p>
+    <w:p>
+      <w:r>
+        <w:t xml:space="preserve">    public static void </w:t>
+      </w:r>
+      <w:proofErr w:type="gramStart"/>
+      <w:r>
+        <w:t>main(</w:t>
+      </w:r>
+      <w:proofErr w:type="gramEnd"/>
+      <w:r>
+        <w:t xml:space="preserve">String </w:t>
+      </w:r>
+      <w:proofErr w:type="spellStart"/>
+      <w:proofErr w:type="gramStart"/>
+      <w:r>
+        <w:t>args</w:t>
+      </w:r>
+      <w:proofErr w:type="spellEnd"/>
+      <w:r>
+        <w:t>[</w:t>
+      </w:r>
+      <w:proofErr w:type="gramEnd"/>
+      <w:r>
+        <w:t>])</w:t>
+      </w:r>
+    </w:p>
+    <w:p>
+      <w:r>
+        <w:t>    {</w:t>
+      </w:r>
+    </w:p>
+    <w:p>
+      <w:r>
+        <w:t xml:space="preserve">        </w:t>
+      </w:r>
+      <w:proofErr w:type="gramStart"/>
+      <w:r>
+        <w:t>int[</w:t>
+      </w:r>
+      <w:proofErr w:type="gramEnd"/>
+      <w:r>
+        <w:t xml:space="preserve">] </w:t>
+      </w:r>
+      <w:proofErr w:type="spellStart"/>
+      <w:r>
+        <w:t>arr</w:t>
+      </w:r>
+      <w:proofErr w:type="spellEnd"/>
+      <w:r>
+        <w:t xml:space="preserve"> = {1,2,3,4,5};</w:t>
+      </w:r>
+    </w:p>
+    <w:p>
+      <w:r>
+        <w:t>        int sum = 0;</w:t>
+      </w:r>
+    </w:p>
+    <w:p>
+      <w:r>
+        <w:t xml:space="preserve">        for (int </w:t>
+      </w:r>
+      <w:proofErr w:type="spellStart"/>
+      <w:r>
+        <w:t>i</w:t>
+      </w:r>
+      <w:proofErr w:type="spellEnd"/>
+      <w:r>
+        <w:t xml:space="preserve">=0; </w:t>
+      </w:r>
+      <w:proofErr w:type="spellStart"/>
+      <w:r>
+        <w:t>i</w:t>
+      </w:r>
+      <w:proofErr w:type="spellEnd"/>
+      <w:r>
+        <w:t xml:space="preserve"> &lt; </w:t>
+      </w:r>
+      <w:proofErr w:type="spellStart"/>
+      <w:proofErr w:type="gramStart"/>
+      <w:r>
+        <w:t>arr.length</w:t>
+      </w:r>
+      <w:proofErr w:type="spellEnd"/>
+      <w:proofErr w:type="gramEnd"/>
+      <w:r>
+        <w:t xml:space="preserve">; </w:t>
+      </w:r>
+      <w:proofErr w:type="spellStart"/>
+      <w:r>
+        <w:t>i</w:t>
+      </w:r>
+      <w:proofErr w:type="spellEnd"/>
+      <w:r>
+        <w:t>++)</w:t>
+      </w:r>
+    </w:p>
+    <w:p>
+      <w:r>
+        <w:t>        {</w:t>
+      </w:r>
+    </w:p>
+    <w:p>
+      <w:r>
+        <w:t xml:space="preserve">            sum = sum + </w:t>
+      </w:r>
+      <w:proofErr w:type="spellStart"/>
+      <w:r>
+        <w:t>arr</w:t>
+      </w:r>
+      <w:proofErr w:type="spellEnd"/>
+      <w:r>
+        <w:t>[</w:t>
+      </w:r>
+      <w:proofErr w:type="spellStart"/>
+      <w:r>
+        <w:t>i</w:t>
+      </w:r>
+      <w:proofErr w:type="spellEnd"/>
+      <w:r>
+        <w:t>];</w:t>
+      </w:r>
+    </w:p>
+    <w:p>
+      <w:r>
+        <w:t>        }</w:t>
+      </w:r>
+    </w:p>
+    <w:p>
+      <w:r>
+        <w:t xml:space="preserve">        </w:t>
+      </w:r>
+      <w:proofErr w:type="spellStart"/>
+      <w:r>
+        <w:t>System.out.println</w:t>
+      </w:r>
+      <w:proofErr w:type="spellEnd"/>
+      <w:r>
+        <w:t xml:space="preserve">("sum of </w:t>
+      </w:r>
+      <w:proofErr w:type="spellStart"/>
+      <w:r>
+        <w:t>ele</w:t>
+      </w:r>
+      <w:proofErr w:type="spellEnd"/>
+      <w:r>
+        <w:t xml:space="preserve"> is: " + sum);</w:t>
+      </w:r>
+    </w:p>
+    <w:p>
+      <w:r>
+        <w:t>    }</w:t>
+      </w:r>
+    </w:p>
+    <w:p/>
+    <w:p>
+      <w:r>
+        <w:t>}</w:t>
+      </w:r>
+    </w:p>
+    <w:p/>
+    <w:p>
+      <w:pPr>
+        <w:rPr>
+          <w:b/>
+          <w:bCs/>
+        </w:rPr>
+      </w:pPr>
+      <w:r>
+        <w:rPr>
+          <w:b/>
+          <w:bCs/>
+        </w:rPr>
+        <w:t xml:space="preserve">Output: - </w:t>
+      </w:r>
+    </w:p>
+    <w:p>
+      <w:pPr>
+        <w:rPr>
+          <w:b/>
+          <w:bCs/>
+        </w:rPr>
+      </w:pPr>
+      <w:r>
+        <w:rPr>
+          <w:b/>
+          <w:bCs/>
+          <w:noProof/>
+        </w:rPr>
+        <w:drawing>
+          <wp:inline distT="0" distB="0" distL="0" distR="0" wp14:anchorId="539CEAC0" wp14:editId="74C00D69">
+            <wp:extent cx="5943600" cy="402590"/>
+            <wp:effectExtent l="0" t="0" r="0" b="0"/>
+            <wp:docPr id="2455088" name="Picture 1"/>
+            <wp:cNvGraphicFramePr>
+              <a:graphicFrameLocks xmlns:a="http://schemas.openxmlformats.org/drawingml/2006/main" noChangeAspect="1"/>
+            </wp:cNvGraphicFramePr>
+            <a:graphic xmlns:a="http://schemas.openxmlformats.org/drawingml/2006/main">
+              <a:graphicData uri="http://schemas.openxmlformats.org/drawingml/2006/picture">
+                <pic:pic xmlns:pic="http://schemas.openxmlformats.org/drawingml/2006/picture">
+                  <pic:nvPicPr>
+                    <pic:cNvPr id="2455088" name=""/>
+                    <pic:cNvPicPr/>
+                  </pic:nvPicPr>
+                  <pic:blipFill>
+                    <a:blip r:embed="rId15"/>
+                    <a:stretch>
+                      <a:fillRect/>
+                    </a:stretch>
+                  </pic:blipFill>
+                  <pic:spPr>
+                    <a:xfrm>
+                      <a:off x="0" y="0"/>
+                      <a:ext cx="5943600" cy="402590"/>
+                    </a:xfrm>
+                    <a:prstGeom prst="rect">
+                      <a:avLst/>
+                    </a:prstGeom>
+                  </pic:spPr>
+                </pic:pic>
+              </a:graphicData>
+            </a:graphic>
+          </wp:inline>
+        </w:drawing>
+      </w:r>
+    </w:p>
+    <w:p>
+      <w:pPr>
+        <w:rPr>
+          <w:b/>
+          <w:bCs/>
+        </w:rPr>
+      </w:pPr>
     </w:p>
     <w:p/>
     <w:p/>
+    <w:p/>
+    <w:p/>
+    <w:p>
+      <w:pPr>
+        <w:rPr>
+          <w:b/>
+          <w:bCs/>
+        </w:rPr>
+      </w:pPr>
+      <w:r>
+        <w:rPr>
+          <w:b/>
+          <w:bCs/>
+        </w:rPr>
+        <w:lastRenderedPageBreak/>
+        <w:t>Q. Declare array of 5 int and display the numbers in reverse order</w:t>
+      </w:r>
+    </w:p>
+    <w:p>
+      <w:pPr>
+        <w:rPr>
+          <w:b/>
+          <w:bCs/>
+        </w:rPr>
+      </w:pPr>
+    </w:p>
+    <w:p>
+      <w:pPr>
+        <w:rPr>
+          <w:b/>
+          <w:bCs/>
+        </w:rPr>
+      </w:pPr>
+    </w:p>
+    <w:p>
+      <w:pPr>
+        <w:rPr>
+          <w:b/>
+          <w:bCs/>
+        </w:rPr>
+      </w:pPr>
+      <w:r>
+        <w:rPr>
+          <w:b/>
+          <w:bCs/>
+        </w:rPr>
+        <w:t>Lecture 6: - 31/07/2026</w:t>
+      </w:r>
+    </w:p>
+    <w:p>
+      <w:pPr>
+        <w:rPr>
+          <w:b/>
+          <w:bCs/>
+        </w:rPr>
+      </w:pPr>
+    </w:p>
     <w:sectPr>
       <w:pgSz w:w="12240" w:h="15840"/>
       <w:pgMar w:top="1440" w:right="1440" w:bottom="1440" w:left="1440" w:header="720" w:footer="720" w:gutter="0"/>
@@ -12118,6 +12519,7 @@
   <w:style w:type="character" w:default="1" w:styleId="DefaultParagraphFont">
     <w:name w:val="Default Paragraph Font"/>
     <w:uiPriority w:val="1"/>
+    <w:semiHidden/>
     <w:unhideWhenUsed/>
   </w:style>
   <w:style w:type="table" w:default="1" w:styleId="TableNormal">
